--- a/docs/照片记忆本前后端技术方案.docx
+++ b/docs/照片记忆本前后端技术方案.docx
@@ -40,6 +40,7 @@
       <w:tr>
         <w:trPr>
           <w:tblHeader w:val="true"/>
+          <w:cantSplit/>
         </w:trPr>
         <w:tc>
           <w:tcPr>
@@ -101,6 +102,9 @@
         </w:tc>
       </w:tr>
       <w:tr>
+        <w:trPr>
+          <w:cantSplit/>
+        </w:trPr>
         <w:tc>
           <w:tcPr>
             <w:tcW w:type="dxa" w:w="2232"/>
@@ -153,12 +157,15 @@
                 <w:color w:val="253C37"/>
                 <w:sz w:val="18"/>
               </w:rPr>
-              <w:t>V3.0</w:t>
+              <w:t>V4.0</w:t>
             </w:r>
           </w:p>
         </w:tc>
       </w:tr>
       <w:tr>
+        <w:trPr>
+          <w:cantSplit/>
+        </w:trPr>
         <w:tc>
           <w:tcPr>
             <w:tcW w:type="dxa" w:w="2232"/>
@@ -213,12 +220,15 @@
                 <w:color w:val="253C37"/>
                 <w:sz w:val="18"/>
               </w:rPr>
-              <w:t>2026年10月13日</w:t>
+              <w:t>2026年10月14日</w:t>
             </w:r>
           </w:p>
         </w:tc>
       </w:tr>
       <w:tr>
+        <w:trPr>
+          <w:cantSplit/>
+        </w:trPr>
         <w:tc>
           <w:tcPr>
             <w:tcW w:type="dxa" w:w="2232"/>
@@ -277,6 +287,9 @@
         </w:tc>
       </w:tr>
       <w:tr>
+        <w:trPr>
+          <w:cantSplit/>
+        </w:trPr>
         <w:tc>
           <w:tcPr>
             <w:tcW w:type="dxa" w:w="2232"/>
@@ -337,6 +350,9 @@
         </w:tc>
       </w:tr>
       <w:tr>
+        <w:trPr>
+          <w:cantSplit/>
+        </w:trPr>
         <w:tc>
           <w:tcPr>
             <w:tcW w:type="dxa" w:w="2232"/>
@@ -429,7 +445,7 @@
         <w:t xml:space="preserve">结论  </w:t>
       </w:r>
       <w:r>
-        <w:t>系统采用 React TypeScript Vite 前端、NestJS Prisma 后端和本机 PostgreSQL。图片作为文件保存在 D 盘，结构化数据保存在 PostgreSQL；应用锁由服务器会话控制，数据保险箱提供导出、恢复和数据库备份。</w:t>
+        <w:t>系统采用 React TypeScript Vite 前端、NestJS Prisma 后端和本机 PostgreSQL。图片作为文件保存在 D 盘，结构化数据保存在 PostgreSQL；情绪电影以冻结快照、本地模板和可选云端 AI 构建，应用锁与数据保险箱保护本地数据。</w:t>
       </w:r>
     </w:p>
     <w:p>
@@ -449,7 +465,7 @@
         <w:drawing>
           <wp:inline xmlns:a="http://schemas.openxmlformats.org/drawingml/2006/main" xmlns:pic="http://schemas.openxmlformats.org/drawingml/2006/picture">
             <wp:extent cx="6400800" cy="4267733"/>
-            <wp:docPr id="1" name="Picture 1" descr="Image: image1.png"/>
+            <wp:docPr id="1" name="Picture 1"/>
             <wp:cNvGraphicFramePr>
               <a:graphicFrameLocks noChangeAspect="1"/>
             </wp:cNvGraphicFramePr>
@@ -639,6 +655,7 @@
       <w:tr>
         <w:trPr>
           <w:tblHeader w:val="true"/>
+          <w:cantSplit/>
         </w:trPr>
         <w:tc>
           <w:tcPr>
@@ -729,6 +746,9 @@
         </w:tc>
       </w:tr>
       <w:tr>
+        <w:trPr>
+          <w:cantSplit/>
+        </w:trPr>
         <w:tc>
           <w:tcPr>
             <w:tcW w:type="dxa" w:w="1584"/>
@@ -815,6 +835,9 @@
         </w:tc>
       </w:tr>
       <w:tr>
+        <w:trPr>
+          <w:cantSplit/>
+        </w:trPr>
         <w:tc>
           <w:tcPr>
             <w:tcW w:type="dxa" w:w="1584"/>
@@ -904,6 +927,9 @@
         </w:tc>
       </w:tr>
       <w:tr>
+        <w:trPr>
+          <w:cantSplit/>
+        </w:trPr>
         <w:tc>
           <w:tcPr>
             <w:tcW w:type="dxa" w:w="1584"/>
@@ -990,6 +1016,9 @@
         </w:tc>
       </w:tr>
       <w:tr>
+        <w:trPr>
+          <w:cantSplit/>
+        </w:trPr>
         <w:tc>
           <w:tcPr>
             <w:tcW w:type="dxa" w:w="1584"/>
@@ -1079,6 +1108,9 @@
         </w:tc>
       </w:tr>
       <w:tr>
+        <w:trPr>
+          <w:cantSplit/>
+        </w:trPr>
         <w:tc>
           <w:tcPr>
             <w:tcW w:type="dxa" w:w="1584"/>
@@ -1165,6 +1197,9 @@
         </w:tc>
       </w:tr>
       <w:tr>
+        <w:trPr>
+          <w:cantSplit/>
+        </w:trPr>
         <w:tc>
           <w:tcPr>
             <w:tcW w:type="dxa" w:w="1584"/>
@@ -1254,6 +1289,9 @@
         </w:tc>
       </w:tr>
       <w:tr>
+        <w:trPr>
+          <w:cantSplit/>
+        </w:trPr>
         <w:tc>
           <w:tcPr>
             <w:tcW w:type="dxa" w:w="1584"/>
@@ -1340,6 +1378,9 @@
         </w:tc>
       </w:tr>
       <w:tr>
+        <w:trPr>
+          <w:cantSplit/>
+        </w:trPr>
         <w:tc>
           <w:tcPr>
             <w:tcW w:type="dxa" w:w="1584"/>
@@ -1428,6 +1469,95 @@
           </w:p>
         </w:tc>
       </w:tr>
+      <w:tr>
+        <w:trPr>
+          <w:cantSplit/>
+        </w:trPr>
+        <w:tc>
+          <w:tcPr>
+            <w:tcW w:type="dxa" w:w="1584"/>
+            <w:vAlign w:val="center"/>
+            <w:tcMar>
+              <w:top w:w="110" w:type="dxa"/>
+              <w:start w:w="120" w:type="dxa"/>
+              <w:bottom w:w="110" w:type="dxa"/>
+              <w:end w:w="120" w:type="dxa"/>
+            </w:tcMar>
+          </w:tcPr>
+          <w:p>
+            <w:pPr>
+              <w:spacing w:after="0" w:line="288" w:lineRule="auto"/>
+              <w:jc w:val="center"/>
+            </w:pPr>
+            <w:r/>
+            <w:r>
+              <w:rPr>
+                <w:rFonts w:ascii="Microsoft YaHei" w:hAnsi="Microsoft YaHei" w:eastAsia="Microsoft YaHei"/>
+                <w:b w:val="0"/>
+                <w:color w:val="253C37"/>
+                <w:sz w:val="18"/>
+              </w:rPr>
+              <w:t>总结生成</w:t>
+            </w:r>
+          </w:p>
+        </w:tc>
+        <w:tc>
+          <w:tcPr>
+            <w:tcW w:type="dxa" w:w="3528"/>
+            <w:vAlign w:val="center"/>
+            <w:tcMar>
+              <w:top w:w="110" w:type="dxa"/>
+              <w:start w:w="120" w:type="dxa"/>
+              <w:bottom w:w="110" w:type="dxa"/>
+              <w:end w:w="120" w:type="dxa"/>
+            </w:tcMar>
+          </w:tcPr>
+          <w:p>
+            <w:pPr>
+              <w:spacing w:after="0" w:line="288" w:lineRule="auto"/>
+              <w:jc w:val="left"/>
+            </w:pPr>
+            <w:r/>
+            <w:r>
+              <w:rPr>
+                <w:rFonts w:ascii="Microsoft YaHei" w:hAnsi="Microsoft YaHei" w:eastAsia="Microsoft YaHei"/>
+                <w:b w:val="0"/>
+                <w:color w:val="253C37"/>
+                <w:sz w:val="18"/>
+              </w:rPr>
+              <w:t>本地模板  可选兼容 OpenAI 的 Chat Completions</w:t>
+            </w:r>
+          </w:p>
+        </w:tc>
+        <w:tc>
+          <w:tcPr>
+            <w:tcW w:type="dxa" w:w="4752"/>
+            <w:vAlign w:val="center"/>
+            <w:tcMar>
+              <w:top w:w="110" w:type="dxa"/>
+              <w:start w:w="120" w:type="dxa"/>
+              <w:bottom w:w="110" w:type="dxa"/>
+              <w:end w:w="120" w:type="dxa"/>
+            </w:tcMar>
+          </w:tcPr>
+          <w:p>
+            <w:pPr>
+              <w:spacing w:after="0" w:line="288" w:lineRule="auto"/>
+              <w:jc w:val="left"/>
+            </w:pPr>
+            <w:r/>
+            <w:r>
+              <w:rPr>
+                <w:rFonts w:ascii="Microsoft YaHei" w:hAnsi="Microsoft YaHei" w:eastAsia="Microsoft YaHei"/>
+                <w:b w:val="0"/>
+                <w:color w:val="253C37"/>
+                <w:sz w:val="18"/>
+              </w:rPr>
+              <w:t>第二人称旁白 事实校验和自动回退</w:t>
+            </w:r>
+          </w:p>
+        </w:tc>
+      </w:tr>
     </w:tbl>
     <w:p>
       <w:pPr>
@@ -1494,6 +1624,7 @@
       <w:tr>
         <w:trPr>
           <w:tblHeader w:val="true"/>
+          <w:cantSplit/>
         </w:trPr>
         <w:tc>
           <w:tcPr>
@@ -1584,6 +1715,9 @@
         </w:tc>
       </w:tr>
       <w:tr>
+        <w:trPr>
+          <w:cantSplit/>
+        </w:trPr>
         <w:tc>
           <w:tcPr>
             <w:tcW w:type="dxa" w:w="2088"/>
@@ -1670,6 +1804,9 @@
         </w:tc>
       </w:tr>
       <w:tr>
+        <w:trPr>
+          <w:cantSplit/>
+        </w:trPr>
         <w:tc>
           <w:tcPr>
             <w:tcW w:type="dxa" w:w="2088"/>
@@ -1759,6 +1896,9 @@
         </w:tc>
       </w:tr>
       <w:tr>
+        <w:trPr>
+          <w:cantSplit/>
+        </w:trPr>
         <w:tc>
           <w:tcPr>
             <w:tcW w:type="dxa" w:w="2088"/>
@@ -1845,6 +1985,9 @@
         </w:tc>
       </w:tr>
       <w:tr>
+        <w:trPr>
+          <w:cantSplit/>
+        </w:trPr>
         <w:tc>
           <w:tcPr>
             <w:tcW w:type="dxa" w:w="2088"/>
@@ -1934,6 +2077,9 @@
         </w:tc>
       </w:tr>
       <w:tr>
+        <w:trPr>
+          <w:cantSplit/>
+        </w:trPr>
         <w:tc>
           <w:tcPr>
             <w:tcW w:type="dxa" w:w="2088"/>
@@ -2020,6 +2166,9 @@
         </w:tc>
       </w:tr>
       <w:tr>
+        <w:trPr>
+          <w:cantSplit/>
+        </w:trPr>
         <w:tc>
           <w:tcPr>
             <w:tcW w:type="dxa" w:w="2088"/>
@@ -2145,6 +2294,7 @@
       <w:tr>
         <w:trPr>
           <w:tblHeader w:val="true"/>
+          <w:cantSplit/>
         </w:trPr>
         <w:tc>
           <w:tcPr>
@@ -2235,6 +2385,9 @@
         </w:tc>
       </w:tr>
       <w:tr>
+        <w:trPr>
+          <w:cantSplit/>
+        </w:trPr>
         <w:tc>
           <w:tcPr>
             <w:tcW w:type="dxa" w:w="1800"/>
@@ -2321,6 +2474,9 @@
         </w:tc>
       </w:tr>
       <w:tr>
+        <w:trPr>
+          <w:cantSplit/>
+        </w:trPr>
         <w:tc>
           <w:tcPr>
             <w:tcW w:type="dxa" w:w="1800"/>
@@ -2410,6 +2566,9 @@
         </w:tc>
       </w:tr>
       <w:tr>
+        <w:trPr>
+          <w:cantSplit/>
+        </w:trPr>
         <w:tc>
           <w:tcPr>
             <w:tcW w:type="dxa" w:w="1800"/>
@@ -2496,6 +2655,9 @@
         </w:tc>
       </w:tr>
       <w:tr>
+        <w:trPr>
+          <w:cantSplit/>
+        </w:trPr>
         <w:tc>
           <w:tcPr>
             <w:tcW w:type="dxa" w:w="1800"/>
@@ -2585,6 +2747,9 @@
         </w:tc>
       </w:tr>
       <w:tr>
+        <w:trPr>
+          <w:cantSplit/>
+        </w:trPr>
         <w:tc>
           <w:tcPr>
             <w:tcW w:type="dxa" w:w="1800"/>
@@ -2609,7 +2774,7 @@
                 <w:color w:val="253C37"/>
                 <w:sz w:val="18"/>
               </w:rPr>
-              <w:t>记忆总结</w:t>
+              <w:t>情绪电影</w:t>
             </w:r>
           </w:p>
         </w:tc>
@@ -2637,7 +2802,7 @@
                 <w:color w:val="253C37"/>
                 <w:sz w:val="18"/>
               </w:rPr>
-              <w:t>MemorySummaryPage</w:t>
+              <w:t>SummaryReminderCard SummaryArchivePage SummaryStoryPlayer SummaryStoryPage SummaryStoryEditor SummaryReflectionEditor</w:t>
             </w:r>
           </w:p>
         </w:tc>
@@ -2665,12 +2830,15 @@
                 <w:color w:val="253C37"/>
                 <w:sz w:val="18"/>
               </w:rPr>
-              <w:t>周期 日期 数据 加载 错误</w:t>
+              <w:t>授权 到期提醒 档案 播放进度 页面编辑 感言</w:t>
             </w:r>
           </w:p>
         </w:tc>
       </w:tr>
       <w:tr>
+        <w:trPr>
+          <w:cantSplit/>
+        </w:trPr>
         <w:tc>
           <w:tcPr>
             <w:tcW w:type="dxa" w:w="1800"/>
@@ -2786,7 +2954,7 @@
         <w:pStyle w:val="ListBullet"/>
       </w:pPr>
       <w:r>
-        <w:t>主题 长期副本 重要日子 回声 总结和应用锁使用页面级 useState。</w:t>
+        <w:t>主题 长期副本 重要日子 回声和应用锁使用页面级状态；useMemorySummaries 用 reducer 管理总结授权、提醒、档案、播放、编辑和感言状态机。</w:t>
       </w:r>
     </w:p>
     <w:p>
@@ -2835,6 +3003,7 @@
       <w:tr>
         <w:trPr>
           <w:tblHeader w:val="true"/>
+          <w:cantSplit/>
         </w:trPr>
         <w:tc>
           <w:tcPr>
@@ -2896,6 +3065,9 @@
         </w:tc>
       </w:tr>
       <w:tr>
+        <w:trPr>
+          <w:cantSplit/>
+        </w:trPr>
         <w:tc>
           <w:tcPr>
             <w:tcW w:type="dxa" w:w="2880"/>
@@ -2954,6 +3126,9 @@
         </w:tc>
       </w:tr>
       <w:tr>
+        <w:trPr>
+          <w:cantSplit/>
+        </w:trPr>
         <w:tc>
           <w:tcPr>
             <w:tcW w:type="dxa" w:w="2880"/>
@@ -3014,6 +3189,9 @@
         </w:tc>
       </w:tr>
       <w:tr>
+        <w:trPr>
+          <w:cantSplit/>
+        </w:trPr>
         <w:tc>
           <w:tcPr>
             <w:tcW w:type="dxa" w:w="2880"/>
@@ -3072,6 +3250,9 @@
         </w:tc>
       </w:tr>
       <w:tr>
+        <w:trPr>
+          <w:cantSplit/>
+        </w:trPr>
         <w:tc>
           <w:tcPr>
             <w:tcW w:type="dxa" w:w="2880"/>
@@ -3132,6 +3313,9 @@
         </w:tc>
       </w:tr>
       <w:tr>
+        <w:trPr>
+          <w:cantSplit/>
+        </w:trPr>
         <w:tc>
           <w:tcPr>
             <w:tcW w:type="dxa" w:w="2880"/>
@@ -3184,12 +3368,15 @@
                 <w:color w:val="253C37"/>
                 <w:sz w:val="18"/>
               </w:rPr>
-              <w:t>按月或年读取确定性总结</w:t>
+              <w:t>到期检查 授权偏好 生成 列表 详情 进度 页面编辑 再生成 感言和删除</w:t>
             </w:r>
           </w:p>
         </w:tc>
       </w:tr>
       <w:tr>
+        <w:trPr>
+          <w:cantSplit/>
+        </w:trPr>
         <w:tc>
           <w:tcPr>
             <w:tcW w:type="dxa" w:w="2880"/>
@@ -3250,6 +3437,9 @@
         </w:tc>
       </w:tr>
       <w:tr>
+        <w:trPr>
+          <w:cantSplit/>
+        </w:trPr>
         <w:tc>
           <w:tcPr>
             <w:tcW w:type="dxa" w:w="2880"/>
@@ -3336,6 +3526,7 @@
       <w:tr>
         <w:trPr>
           <w:tblHeader w:val="true"/>
+          <w:cantSplit/>
         </w:trPr>
         <w:tc>
           <w:tcPr>
@@ -3426,6 +3617,9 @@
         </w:tc>
       </w:tr>
       <w:tr>
+        <w:trPr>
+          <w:cantSplit/>
+        </w:trPr>
         <w:tc>
           <w:tcPr>
             <w:tcW w:type="dxa" w:w="2376"/>
@@ -3512,6 +3706,9 @@
         </w:tc>
       </w:tr>
       <w:tr>
+        <w:trPr>
+          <w:cantSplit/>
+        </w:trPr>
         <w:tc>
           <w:tcPr>
             <w:tcW w:type="dxa" w:w="2376"/>
@@ -3601,6 +3798,9 @@
         </w:tc>
       </w:tr>
       <w:tr>
+        <w:trPr>
+          <w:cantSplit/>
+        </w:trPr>
         <w:tc>
           <w:tcPr>
             <w:tcW w:type="dxa" w:w="2376"/>
@@ -3687,6 +3887,9 @@
         </w:tc>
       </w:tr>
       <w:tr>
+        <w:trPr>
+          <w:cantSplit/>
+        </w:trPr>
         <w:tc>
           <w:tcPr>
             <w:tcW w:type="dxa" w:w="2376"/>
@@ -3776,6 +3979,9 @@
         </w:tc>
       </w:tr>
       <w:tr>
+        <w:trPr>
+          <w:cantSplit/>
+        </w:trPr>
         <w:tc>
           <w:tcPr>
             <w:tcW w:type="dxa" w:w="2376"/>
@@ -3862,6 +4068,9 @@
         </w:tc>
       </w:tr>
       <w:tr>
+        <w:trPr>
+          <w:cantSplit/>
+        </w:trPr>
         <w:tc>
           <w:tcPr>
             <w:tcW w:type="dxa" w:w="2376"/>
@@ -3916,7 +4125,7 @@
                 <w:color w:val="253C37"/>
                 <w:sz w:val="18"/>
               </w:rPr>
-              <w:t>月度年度统计</w:t>
+              <w:t>月度年度情绪电影生命周期</w:t>
             </w:r>
           </w:p>
         </w:tc>
@@ -3945,12 +4154,15 @@
                 <w:color w:val="253C37"/>
                 <w:sz w:val="18"/>
               </w:rPr>
-              <w:t>Asia Shanghai 边界 稳定排序</w:t>
+              <w:t>上海时区快照 故事计划 本地模板 可选 AI 事实校验 乐观锁</w:t>
             </w:r>
           </w:p>
         </w:tc>
       </w:tr>
       <w:tr>
+        <w:trPr>
+          <w:cantSplit/>
+        </w:trPr>
         <w:tc>
           <w:tcPr>
             <w:tcW w:type="dxa" w:w="2376"/>
@@ -4037,6 +4249,9 @@
         </w:tc>
       </w:tr>
       <w:tr>
+        <w:trPr>
+          <w:cantSplit/>
+        </w:trPr>
         <w:tc>
           <w:tcPr>
             <w:tcW w:type="dxa" w:w="2376"/>
@@ -4154,6 +4369,7 @@
       <w:tr>
         <w:trPr>
           <w:tblHeader w:val="true"/>
+          <w:cantSplit/>
         </w:trPr>
         <w:tc>
           <w:tcPr>
@@ -4244,6 +4460,9 @@
         </w:tc>
       </w:tr>
       <w:tr>
+        <w:trPr>
+          <w:cantSplit/>
+        </w:trPr>
         <w:tc>
           <w:tcPr>
             <w:tcW w:type="dxa" w:w="2232"/>
@@ -4330,6 +4549,9 @@
         </w:tc>
       </w:tr>
       <w:tr>
+        <w:trPr>
+          <w:cantSplit/>
+        </w:trPr>
         <w:tc>
           <w:tcPr>
             <w:tcW w:type="dxa" w:w="2232"/>
@@ -4384,7 +4606,7 @@
                 <w:color w:val="253C37"/>
                 <w:sz w:val="18"/>
               </w:rPr>
-              <w:t>title note mood statuses eventAt timezone echoExcluded</w:t>
+              <w:t>title note mood statuses eventAt timezone echoExcluded summaryExcluded</w:t>
             </w:r>
           </w:p>
         </w:tc>
@@ -4413,12 +4635,15 @@
                 <w:color w:val="253C37"/>
                 <w:sz w:val="18"/>
               </w:rPr>
-              <w:t>唯一 mediaId  软删除  多对多 Topic</w:t>
+              <w:t>唯一 mediaId  软删除  多对多 Topic 可单条排除总结</w:t>
             </w:r>
           </w:p>
         </w:tc>
       </w:tr>
       <w:tr>
+        <w:trPr>
+          <w:cantSplit/>
+        </w:trPr>
         <w:tc>
           <w:tcPr>
             <w:tcW w:type="dxa" w:w="2232"/>
@@ -4505,6 +4730,9 @@
         </w:tc>
       </w:tr>
       <w:tr>
+        <w:trPr>
+          <w:cantSplit/>
+        </w:trPr>
         <w:tc>
           <w:tcPr>
             <w:tcW w:type="dxa" w:w="2232"/>
@@ -4594,6 +4822,9 @@
         </w:tc>
       </w:tr>
       <w:tr>
+        <w:trPr>
+          <w:cantSplit/>
+        </w:trPr>
         <w:tc>
           <w:tcPr>
             <w:tcW w:type="dxa" w:w="2232"/>
@@ -4680,6 +4911,9 @@
         </w:tc>
       </w:tr>
       <w:tr>
+        <w:trPr>
+          <w:cantSplit/>
+        </w:trPr>
         <w:tc>
           <w:tcPr>
             <w:tcW w:type="dxa" w:w="2232"/>
@@ -4769,6 +5003,9 @@
         </w:tc>
       </w:tr>
       <w:tr>
+        <w:trPr>
+          <w:cantSplit/>
+        </w:trPr>
         <w:tc>
           <w:tcPr>
             <w:tcW w:type="dxa" w:w="2232"/>
@@ -4855,6 +5092,9 @@
         </w:tc>
       </w:tr>
       <w:tr>
+        <w:trPr>
+          <w:cantSplit/>
+        </w:trPr>
         <w:tc>
           <w:tcPr>
             <w:tcW w:type="dxa" w:w="2232"/>
@@ -4944,6 +5184,371 @@
         </w:tc>
       </w:tr>
       <w:tr>
+        <w:trPr>
+          <w:cantSplit/>
+        </w:trPr>
+        <w:tc>
+          <w:tcPr>
+            <w:tcW w:type="dxa" w:w="2232"/>
+            <w:vAlign w:val="center"/>
+            <w:tcMar>
+              <w:top w:w="110" w:type="dxa"/>
+              <w:start w:w="120" w:type="dxa"/>
+              <w:bottom w:w="110" w:type="dxa"/>
+              <w:end w:w="120" w:type="dxa"/>
+            </w:tcMar>
+          </w:tcPr>
+          <w:p>
+            <w:pPr>
+              <w:spacing w:after="0" w:line="288" w:lineRule="auto"/>
+              <w:jc w:val="left"/>
+            </w:pPr>
+            <w:r/>
+            <w:r>
+              <w:rPr>
+                <w:rFonts w:ascii="Microsoft YaHei" w:hAnsi="Microsoft YaHei" w:eastAsia="Microsoft YaHei"/>
+                <w:b w:val="0"/>
+                <w:color w:val="253C37"/>
+                <w:sz w:val="18"/>
+              </w:rPr>
+              <w:t>MemorySummary</w:t>
+            </w:r>
+          </w:p>
+        </w:tc>
+        <w:tc>
+          <w:tcPr>
+            <w:tcW w:type="dxa" w:w="4608"/>
+            <w:vAlign w:val="center"/>
+            <w:tcMar>
+              <w:top w:w="110" w:type="dxa"/>
+              <w:start w:w="120" w:type="dxa"/>
+              <w:bottom w:w="110" w:type="dxa"/>
+              <w:end w:w="120" w:type="dxa"/>
+            </w:tcMar>
+          </w:tcPr>
+          <w:p>
+            <w:pPr>
+              <w:spacing w:after="0" w:line="288" w:lineRule="auto"/>
+              <w:jc w:val="left"/>
+            </w:pPr>
+            <w:r/>
+            <w:r>
+              <w:rPr>
+                <w:rFonts w:ascii="Microsoft YaHei" w:hAnsi="Microsoft YaHei" w:eastAsia="Microsoft YaHei"/>
+                <w:b w:val="0"/>
+                <w:color w:val="253C37"/>
+                <w:sz w:val="18"/>
+              </w:rPr>
+              <w:t>periodType periodKey status sourceHash generationMode version viewedAt</w:t>
+            </w:r>
+          </w:p>
+        </w:tc>
+        <w:tc>
+          <w:tcPr>
+            <w:tcW w:type="dxa" w:w="3024"/>
+            <w:vAlign w:val="center"/>
+            <w:tcMar>
+              <w:top w:w="110" w:type="dxa"/>
+              <w:start w:w="120" w:type="dxa"/>
+              <w:bottom w:w="110" w:type="dxa"/>
+              <w:end w:w="120" w:type="dxa"/>
+            </w:tcMar>
+          </w:tcPr>
+          <w:p>
+            <w:pPr>
+              <w:spacing w:after="0" w:line="288" w:lineRule="auto"/>
+              <w:jc w:val="left"/>
+            </w:pPr>
+            <w:r/>
+            <w:r>
+              <w:rPr>
+                <w:rFonts w:ascii="Microsoft YaHei" w:hAnsi="Microsoft YaHei" w:eastAsia="Microsoft YaHei"/>
+                <w:b w:val="0"/>
+                <w:color w:val="253C37"/>
+                <w:sz w:val="18"/>
+              </w:rPr>
+              <w:t>用户 周期类型 周期键唯一；保存冻结快照和阅读进度</w:t>
+            </w:r>
+          </w:p>
+        </w:tc>
+      </w:tr>
+      <w:tr>
+        <w:trPr>
+          <w:cantSplit/>
+        </w:trPr>
+        <w:tc>
+          <w:tcPr>
+            <w:tcW w:type="dxa" w:w="2232"/>
+            <w:shd w:fill="EEF5F2"/>
+            <w:vAlign w:val="center"/>
+            <w:tcMar>
+              <w:top w:w="110" w:type="dxa"/>
+              <w:start w:w="120" w:type="dxa"/>
+              <w:bottom w:w="110" w:type="dxa"/>
+              <w:end w:w="120" w:type="dxa"/>
+            </w:tcMar>
+          </w:tcPr>
+          <w:p>
+            <w:pPr>
+              <w:spacing w:after="0" w:line="288" w:lineRule="auto"/>
+              <w:jc w:val="left"/>
+            </w:pPr>
+            <w:r/>
+            <w:r>
+              <w:rPr>
+                <w:rFonts w:ascii="Microsoft YaHei" w:hAnsi="Microsoft YaHei" w:eastAsia="Microsoft YaHei"/>
+                <w:b w:val="0"/>
+                <w:color w:val="253C37"/>
+                <w:sz w:val="18"/>
+              </w:rPr>
+              <w:t>MemorySummaryPage</w:t>
+            </w:r>
+          </w:p>
+        </w:tc>
+        <w:tc>
+          <w:tcPr>
+            <w:tcW w:type="dxa" w:w="4608"/>
+            <w:shd w:fill="EEF5F2"/>
+            <w:vAlign w:val="center"/>
+            <w:tcMar>
+              <w:top w:w="110" w:type="dxa"/>
+              <w:start w:w="120" w:type="dxa"/>
+              <w:bottom w:w="110" w:type="dxa"/>
+              <w:end w:w="120" w:type="dxa"/>
+            </w:tcMar>
+          </w:tcPr>
+          <w:p>
+            <w:pPr>
+              <w:spacing w:after="0" w:line="288" w:lineRule="auto"/>
+              <w:jc w:val="left"/>
+            </w:pPr>
+            <w:r/>
+            <w:r>
+              <w:rPr>
+                <w:rFonts w:ascii="Microsoft YaHei" w:hAnsi="Microsoft YaHei" w:eastAsia="Microsoft YaHei"/>
+                <w:b w:val="0"/>
+                <w:color w:val="253C37"/>
+                <w:sz w:val="18"/>
+              </w:rPr>
+              <w:t>pageType displayOrder narration payload factRefs version</w:t>
+            </w:r>
+          </w:p>
+        </w:tc>
+        <w:tc>
+          <w:tcPr>
+            <w:tcW w:type="dxa" w:w="3024"/>
+            <w:shd w:fill="EEF5F2"/>
+            <w:vAlign w:val="center"/>
+            <w:tcMar>
+              <w:top w:w="110" w:type="dxa"/>
+              <w:start w:w="120" w:type="dxa"/>
+              <w:bottom w:w="110" w:type="dxa"/>
+              <w:end w:w="120" w:type="dxa"/>
+            </w:tcMar>
+          </w:tcPr>
+          <w:p>
+            <w:pPr>
+              <w:spacing w:after="0" w:line="288" w:lineRule="auto"/>
+              <w:jc w:val="left"/>
+            </w:pPr>
+            <w:r/>
+            <w:r>
+              <w:rPr>
+                <w:rFonts w:ascii="Microsoft YaHei" w:hAnsi="Microsoft YaHei" w:eastAsia="Microsoft YaHei"/>
+                <w:b w:val="0"/>
+                <w:color w:val="253C37"/>
+                <w:sz w:val="18"/>
+              </w:rPr>
+              <w:t>属于一份总结；页面顺序唯一；乐观锁编辑</w:t>
+            </w:r>
+          </w:p>
+        </w:tc>
+      </w:tr>
+      <w:tr>
+        <w:trPr>
+          <w:cantSplit/>
+        </w:trPr>
+        <w:tc>
+          <w:tcPr>
+            <w:tcW w:type="dxa" w:w="2232"/>
+            <w:vAlign w:val="center"/>
+            <w:tcMar>
+              <w:top w:w="110" w:type="dxa"/>
+              <w:start w:w="120" w:type="dxa"/>
+              <w:bottom w:w="110" w:type="dxa"/>
+              <w:end w:w="120" w:type="dxa"/>
+            </w:tcMar>
+          </w:tcPr>
+          <w:p>
+            <w:pPr>
+              <w:spacing w:after="0" w:line="288" w:lineRule="auto"/>
+              <w:jc w:val="left"/>
+            </w:pPr>
+            <w:r/>
+            <w:r>
+              <w:rPr>
+                <w:rFonts w:ascii="Microsoft YaHei" w:hAnsi="Microsoft YaHei" w:eastAsia="Microsoft YaHei"/>
+                <w:b w:val="0"/>
+                <w:color w:val="253C37"/>
+                <w:sz w:val="18"/>
+              </w:rPr>
+              <w:t>SummaryReflection</w:t>
+            </w:r>
+          </w:p>
+        </w:tc>
+        <w:tc>
+          <w:tcPr>
+            <w:tcW w:type="dxa" w:w="4608"/>
+            <w:vAlign w:val="center"/>
+            <w:tcMar>
+              <w:top w:w="110" w:type="dxa"/>
+              <w:start w:w="120" w:type="dxa"/>
+              <w:bottom w:w="110" w:type="dxa"/>
+              <w:end w:w="120" w:type="dxa"/>
+            </w:tcMar>
+          </w:tcPr>
+          <w:p>
+            <w:pPr>
+              <w:spacing w:after="0" w:line="288" w:lineRule="auto"/>
+              <w:jc w:val="left"/>
+            </w:pPr>
+            <w:r/>
+            <w:r>
+              <w:rPr>
+                <w:rFonts w:ascii="Microsoft YaHei" w:hAnsi="Microsoft YaHei" w:eastAsia="Microsoft YaHei"/>
+                <w:b w:val="0"/>
+                <w:color w:val="253C37"/>
+                <w:sz w:val="18"/>
+              </w:rPr>
+              <w:t>summaryId text coverMediaId</w:t>
+            </w:r>
+          </w:p>
+        </w:tc>
+        <w:tc>
+          <w:tcPr>
+            <w:tcW w:type="dxa" w:w="3024"/>
+            <w:vAlign w:val="center"/>
+            <w:tcMar>
+              <w:top w:w="110" w:type="dxa"/>
+              <w:start w:w="120" w:type="dxa"/>
+              <w:bottom w:w="110" w:type="dxa"/>
+              <w:end w:w="120" w:type="dxa"/>
+            </w:tcMar>
+          </w:tcPr>
+          <w:p>
+            <w:pPr>
+              <w:spacing w:after="0" w:line="288" w:lineRule="auto"/>
+              <w:jc w:val="left"/>
+            </w:pPr>
+            <w:r/>
+            <w:r>
+              <w:rPr>
+                <w:rFonts w:ascii="Microsoft YaHei" w:hAnsi="Microsoft YaHei" w:eastAsia="Microsoft YaHei"/>
+                <w:b w:val="0"/>
+                <w:color w:val="253C37"/>
+                <w:sz w:val="18"/>
+              </w:rPr>
+              <w:t>每份总结最多一条回声感言</w:t>
+            </w:r>
+          </w:p>
+        </w:tc>
+      </w:tr>
+      <w:tr>
+        <w:trPr>
+          <w:cantSplit/>
+        </w:trPr>
+        <w:tc>
+          <w:tcPr>
+            <w:tcW w:type="dxa" w:w="2232"/>
+            <w:shd w:fill="EEF5F2"/>
+            <w:vAlign w:val="center"/>
+            <w:tcMar>
+              <w:top w:w="110" w:type="dxa"/>
+              <w:start w:w="120" w:type="dxa"/>
+              <w:bottom w:w="110" w:type="dxa"/>
+              <w:end w:w="120" w:type="dxa"/>
+            </w:tcMar>
+          </w:tcPr>
+          <w:p>
+            <w:pPr>
+              <w:spacing w:after="0" w:line="288" w:lineRule="auto"/>
+              <w:jc w:val="left"/>
+            </w:pPr>
+            <w:r/>
+            <w:r>
+              <w:rPr>
+                <w:rFonts w:ascii="Microsoft YaHei" w:hAnsi="Microsoft YaHei" w:eastAsia="Microsoft YaHei"/>
+                <w:b w:val="0"/>
+                <w:color w:val="253C37"/>
+                <w:sz w:val="18"/>
+              </w:rPr>
+              <w:t>SummaryPreference</w:t>
+            </w:r>
+          </w:p>
+        </w:tc>
+        <w:tc>
+          <w:tcPr>
+            <w:tcW w:type="dxa" w:w="4608"/>
+            <w:shd w:fill="EEF5F2"/>
+            <w:vAlign w:val="center"/>
+            <w:tcMar>
+              <w:top w:w="110" w:type="dxa"/>
+              <w:start w:w="120" w:type="dxa"/>
+              <w:bottom w:w="110" w:type="dxa"/>
+              <w:end w:w="120" w:type="dxa"/>
+            </w:tcMar>
+          </w:tcPr>
+          <w:p>
+            <w:pPr>
+              <w:spacing w:after="0" w:line="288" w:lineRule="auto"/>
+              <w:jc w:val="left"/>
+            </w:pPr>
+            <w:r/>
+            <w:r>
+              <w:rPr>
+                <w:rFonts w:ascii="Microsoft YaHei" w:hAnsi="Microsoft YaHei" w:eastAsia="Microsoft YaHei"/>
+                <w:b w:val="0"/>
+                <w:color w:val="253C37"/>
+                <w:sz w:val="18"/>
+              </w:rPr>
+              <w:t>enabled allowText allowPhotos allowCloudAi consentReviewedAt</w:t>
+            </w:r>
+          </w:p>
+        </w:tc>
+        <w:tc>
+          <w:tcPr>
+            <w:tcW w:type="dxa" w:w="3024"/>
+            <w:shd w:fill="EEF5F2"/>
+            <w:vAlign w:val="center"/>
+            <w:tcMar>
+              <w:top w:w="110" w:type="dxa"/>
+              <w:start w:w="120" w:type="dxa"/>
+              <w:bottom w:w="110" w:type="dxa"/>
+              <w:end w:w="120" w:type="dxa"/>
+            </w:tcMar>
+          </w:tcPr>
+          <w:p>
+            <w:pPr>
+              <w:spacing w:after="0" w:line="288" w:lineRule="auto"/>
+              <w:jc w:val="left"/>
+            </w:pPr>
+            <w:r/>
+            <w:r>
+              <w:rPr>
+                <w:rFonts w:ascii="Microsoft YaHei" w:hAnsi="Microsoft YaHei" w:eastAsia="Microsoft YaHei"/>
+                <w:b w:val="0"/>
+                <w:color w:val="253C37"/>
+                <w:sz w:val="18"/>
+              </w:rPr>
+              <w:t>每用户一条授权和隐私偏好</w:t>
+            </w:r>
+          </w:p>
+        </w:tc>
+      </w:tr>
+      <w:tr>
+        <w:trPr>
+          <w:cantSplit/>
+        </w:trPr>
         <w:tc>
           <w:tcPr>
             <w:tcW w:type="dxa" w:w="2232"/>
@@ -5030,6 +5635,9 @@
         </w:tc>
       </w:tr>
       <w:tr>
+        <w:trPr>
+          <w:cantSplit/>
+        </w:trPr>
         <w:tc>
           <w:tcPr>
             <w:tcW w:type="dxa" w:w="2232"/>
@@ -5119,6 +5727,9 @@
         </w:tc>
       </w:tr>
       <w:tr>
+        <w:trPr>
+          <w:cantSplit/>
+        </w:trPr>
         <w:tc>
           <w:tcPr>
             <w:tcW w:type="dxa" w:w="2232"/>
@@ -5205,6 +5816,9 @@
         </w:tc>
       </w:tr>
       <w:tr>
+        <w:trPr>
+          <w:cantSplit/>
+        </w:trPr>
         <w:tc>
           <w:tcPr>
             <w:tcW w:type="dxa" w:w="2232"/>
@@ -5322,6 +5936,7 @@
       <w:tr>
         <w:trPr>
           <w:tblHeader w:val="true"/>
+          <w:cantSplit/>
         </w:trPr>
         <w:tc>
           <w:tcPr>
@@ -5412,6 +6027,9 @@
         </w:tc>
       </w:tr>
       <w:tr>
+        <w:trPr>
+          <w:cantSplit/>
+        </w:trPr>
         <w:tc>
           <w:tcPr>
             <w:tcW w:type="dxa" w:w="1800"/>
@@ -5498,6 +6116,9 @@
         </w:tc>
       </w:tr>
       <w:tr>
+        <w:trPr>
+          <w:cantSplit/>
+        </w:trPr>
         <w:tc>
           <w:tcPr>
             <w:tcW w:type="dxa" w:w="1800"/>
@@ -5587,6 +6208,9 @@
         </w:tc>
       </w:tr>
       <w:tr>
+        <w:trPr>
+          <w:cantSplit/>
+        </w:trPr>
         <w:tc>
           <w:tcPr>
             <w:tcW w:type="dxa" w:w="1800"/>
@@ -5673,6 +6297,9 @@
         </w:tc>
       </w:tr>
       <w:tr>
+        <w:trPr>
+          <w:cantSplit/>
+        </w:trPr>
         <w:tc>
           <w:tcPr>
             <w:tcW w:type="dxa" w:w="1800"/>
@@ -5762,6 +6389,9 @@
         </w:tc>
       </w:tr>
       <w:tr>
+        <w:trPr>
+          <w:cantSplit/>
+        </w:trPr>
         <w:tc>
           <w:tcPr>
             <w:tcW w:type="dxa" w:w="1800"/>
@@ -5848,6 +6478,9 @@
         </w:tc>
       </w:tr>
       <w:tr>
+        <w:trPr>
+          <w:cantSplit/>
+        </w:trPr>
         <w:tc>
           <w:tcPr>
             <w:tcW w:type="dxa" w:w="1800"/>
@@ -5937,6 +6570,9 @@
         </w:tc>
       </w:tr>
       <w:tr>
+        <w:trPr>
+          <w:cantSplit/>
+        </w:trPr>
         <w:tc>
           <w:tcPr>
             <w:tcW w:type="dxa" w:w="1800"/>
@@ -6023,6 +6659,9 @@
         </w:tc>
       </w:tr>
       <w:tr>
+        <w:trPr>
+          <w:cantSplit/>
+        </w:trPr>
         <w:tc>
           <w:tcPr>
             <w:tcW w:type="dxa" w:w="1800"/>
@@ -6112,6 +6751,9 @@
         </w:tc>
       </w:tr>
       <w:tr>
+        <w:trPr>
+          <w:cantSplit/>
+        </w:trPr>
         <w:tc>
           <w:tcPr>
             <w:tcW w:type="dxa" w:w="1800"/>
@@ -6136,7 +6778,7 @@
                 <w:color w:val="253C37"/>
                 <w:sz w:val="18"/>
               </w:rPr>
-              <w:t>总结</w:t>
+              <w:t>总结检查</w:t>
             </w:r>
           </w:p>
         </w:tc>
@@ -6164,7 +6806,7 @@
                 <w:color w:val="253C37"/>
                 <w:sz w:val="18"/>
               </w:rPr>
-              <w:t>GET /api/summaries period date</w:t>
+              <w:t>GET /api/summaries/check</w:t>
             </w:r>
           </w:p>
         </w:tc>
@@ -6192,12 +6834,558 @@
                 <w:color w:val="253C37"/>
                 <w:sz w:val="18"/>
               </w:rPr>
-              <w:t>月度年度总结</w:t>
+              <w:t>当天首次进入时检查上月和上年并幂等生成</w:t>
             </w:r>
           </w:p>
         </w:tc>
       </w:tr>
       <w:tr>
+        <w:trPr>
+          <w:cantSplit/>
+        </w:trPr>
+        <w:tc>
+          <w:tcPr>
+            <w:tcW w:type="dxa" w:w="1800"/>
+            <w:shd w:fill="EEF5F2"/>
+            <w:vAlign w:val="center"/>
+            <w:tcMar>
+              <w:top w:w="110" w:type="dxa"/>
+              <w:start w:w="120" w:type="dxa"/>
+              <w:bottom w:w="110" w:type="dxa"/>
+              <w:end w:w="120" w:type="dxa"/>
+            </w:tcMar>
+          </w:tcPr>
+          <w:p>
+            <w:pPr>
+              <w:spacing w:after="0" w:line="288" w:lineRule="auto"/>
+              <w:jc w:val="center"/>
+            </w:pPr>
+            <w:r/>
+            <w:r>
+              <w:rPr>
+                <w:rFonts w:ascii="Microsoft YaHei" w:hAnsi="Microsoft YaHei" w:eastAsia="Microsoft YaHei"/>
+                <w:b w:val="0"/>
+                <w:color w:val="253C37"/>
+                <w:sz w:val="18"/>
+              </w:rPr>
+              <w:t>总结生成</w:t>
+            </w:r>
+          </w:p>
+        </w:tc>
+        <w:tc>
+          <w:tcPr>
+            <w:tcW w:type="dxa" w:w="5472"/>
+            <w:shd w:fill="EEF5F2"/>
+            <w:vAlign w:val="center"/>
+            <w:tcMar>
+              <w:top w:w="110" w:type="dxa"/>
+              <w:start w:w="120" w:type="dxa"/>
+              <w:bottom w:w="110" w:type="dxa"/>
+              <w:end w:w="120" w:type="dxa"/>
+            </w:tcMar>
+          </w:tcPr>
+          <w:p>
+            <w:pPr>
+              <w:spacing w:after="0" w:line="288" w:lineRule="auto"/>
+              <w:jc w:val="left"/>
+            </w:pPr>
+            <w:r/>
+            <w:r>
+              <w:rPr>
+                <w:rFonts w:ascii="Microsoft YaHei" w:hAnsi="Microsoft YaHei" w:eastAsia="Microsoft YaHei"/>
+                <w:b w:val="0"/>
+                <w:color w:val="253C37"/>
+                <w:sz w:val="18"/>
+              </w:rPr>
+              <w:t>POST /api/summaries/generate</w:t>
+            </w:r>
+          </w:p>
+        </w:tc>
+        <w:tc>
+          <w:tcPr>
+            <w:tcW w:type="dxa" w:w="2592"/>
+            <w:shd w:fill="EEF5F2"/>
+            <w:vAlign w:val="center"/>
+            <w:tcMar>
+              <w:top w:w="110" w:type="dxa"/>
+              <w:start w:w="120" w:type="dxa"/>
+              <w:bottom w:w="110" w:type="dxa"/>
+              <w:end w:w="120" w:type="dxa"/>
+            </w:tcMar>
+          </w:tcPr>
+          <w:p>
+            <w:pPr>
+              <w:spacing w:after="0" w:line="288" w:lineRule="auto"/>
+              <w:jc w:val="left"/>
+            </w:pPr>
+            <w:r/>
+            <w:r>
+              <w:rPr>
+                <w:rFonts w:ascii="Microsoft YaHei" w:hAnsi="Microsoft YaHei" w:eastAsia="Microsoft YaHei"/>
+                <w:b w:val="0"/>
+                <w:color w:val="253C37"/>
+                <w:sz w:val="18"/>
+              </w:rPr>
+              <w:t>按 MONTH 或 YEAR 与 periodKey 创建快照故事</w:t>
+            </w:r>
+          </w:p>
+        </w:tc>
+      </w:tr>
+      <w:tr>
+        <w:trPr>
+          <w:cantSplit/>
+        </w:trPr>
+        <w:tc>
+          <w:tcPr>
+            <w:tcW w:type="dxa" w:w="1800"/>
+            <w:vAlign w:val="center"/>
+            <w:tcMar>
+              <w:top w:w="110" w:type="dxa"/>
+              <w:start w:w="120" w:type="dxa"/>
+              <w:bottom w:w="110" w:type="dxa"/>
+              <w:end w:w="120" w:type="dxa"/>
+            </w:tcMar>
+          </w:tcPr>
+          <w:p>
+            <w:pPr>
+              <w:spacing w:after="0" w:line="288" w:lineRule="auto"/>
+              <w:jc w:val="center"/>
+            </w:pPr>
+            <w:r/>
+            <w:r>
+              <w:rPr>
+                <w:rFonts w:ascii="Microsoft YaHei" w:hAnsi="Microsoft YaHei" w:eastAsia="Microsoft YaHei"/>
+                <w:b w:val="0"/>
+                <w:color w:val="253C37"/>
+                <w:sz w:val="18"/>
+              </w:rPr>
+              <w:t>总结列表详情</w:t>
+            </w:r>
+          </w:p>
+        </w:tc>
+        <w:tc>
+          <w:tcPr>
+            <w:tcW w:type="dxa" w:w="5472"/>
+            <w:vAlign w:val="center"/>
+            <w:tcMar>
+              <w:top w:w="110" w:type="dxa"/>
+              <w:start w:w="120" w:type="dxa"/>
+              <w:bottom w:w="110" w:type="dxa"/>
+              <w:end w:w="120" w:type="dxa"/>
+            </w:tcMar>
+          </w:tcPr>
+          <w:p>
+            <w:pPr>
+              <w:spacing w:after="0" w:line="288" w:lineRule="auto"/>
+              <w:jc w:val="left"/>
+            </w:pPr>
+            <w:r/>
+            <w:r>
+              <w:rPr>
+                <w:rFonts w:ascii="Microsoft YaHei" w:hAnsi="Microsoft YaHei" w:eastAsia="Microsoft YaHei"/>
+                <w:b w:val="0"/>
+                <w:color w:val="253C37"/>
+                <w:sz w:val="18"/>
+              </w:rPr>
+              <w:t>GET /api/summaries  GET /api/summaries/:id</w:t>
+            </w:r>
+          </w:p>
+        </w:tc>
+        <w:tc>
+          <w:tcPr>
+            <w:tcW w:type="dxa" w:w="2592"/>
+            <w:vAlign w:val="center"/>
+            <w:tcMar>
+              <w:top w:w="110" w:type="dxa"/>
+              <w:start w:w="120" w:type="dxa"/>
+              <w:bottom w:w="110" w:type="dxa"/>
+              <w:end w:w="120" w:type="dxa"/>
+            </w:tcMar>
+          </w:tcPr>
+          <w:p>
+            <w:pPr>
+              <w:spacing w:after="0" w:line="288" w:lineRule="auto"/>
+              <w:jc w:val="left"/>
+            </w:pPr>
+            <w:r/>
+            <w:r>
+              <w:rPr>
+                <w:rFonts w:ascii="Microsoft YaHei" w:hAnsi="Microsoft YaHei" w:eastAsia="Microsoft YaHei"/>
+                <w:b w:val="0"/>
+                <w:color w:val="253C37"/>
+                <w:sz w:val="18"/>
+              </w:rPr>
+              <w:t>档案筛选、兼容旧统计查询和完整页面详情</w:t>
+            </w:r>
+          </w:p>
+        </w:tc>
+      </w:tr>
+      <w:tr>
+        <w:trPr>
+          <w:cantSplit/>
+        </w:trPr>
+        <w:tc>
+          <w:tcPr>
+            <w:tcW w:type="dxa" w:w="1800"/>
+            <w:shd w:fill="EEF5F2"/>
+            <w:vAlign w:val="center"/>
+            <w:tcMar>
+              <w:top w:w="110" w:type="dxa"/>
+              <w:start w:w="120" w:type="dxa"/>
+              <w:bottom w:w="110" w:type="dxa"/>
+              <w:end w:w="120" w:type="dxa"/>
+            </w:tcMar>
+          </w:tcPr>
+          <w:p>
+            <w:pPr>
+              <w:spacing w:after="0" w:line="288" w:lineRule="auto"/>
+              <w:jc w:val="center"/>
+            </w:pPr>
+            <w:r/>
+            <w:r>
+              <w:rPr>
+                <w:rFonts w:ascii="Microsoft YaHei" w:hAnsi="Microsoft YaHei" w:eastAsia="Microsoft YaHei"/>
+                <w:b w:val="0"/>
+                <w:color w:val="253C37"/>
+                <w:sz w:val="18"/>
+              </w:rPr>
+              <w:t>总结进度编辑</w:t>
+            </w:r>
+          </w:p>
+        </w:tc>
+        <w:tc>
+          <w:tcPr>
+            <w:tcW w:type="dxa" w:w="5472"/>
+            <w:shd w:fill="EEF5F2"/>
+            <w:vAlign w:val="center"/>
+            <w:tcMar>
+              <w:top w:w="110" w:type="dxa"/>
+              <w:start w:w="120" w:type="dxa"/>
+              <w:bottom w:w="110" w:type="dxa"/>
+              <w:end w:w="120" w:type="dxa"/>
+            </w:tcMar>
+          </w:tcPr>
+          <w:p>
+            <w:pPr>
+              <w:spacing w:after="0" w:line="288" w:lineRule="auto"/>
+              <w:jc w:val="left"/>
+            </w:pPr>
+            <w:r/>
+            <w:r>
+              <w:rPr>
+                <w:rFonts w:ascii="Microsoft YaHei" w:hAnsi="Microsoft YaHei" w:eastAsia="Microsoft YaHei"/>
+                <w:b w:val="0"/>
+                <w:color w:val="253C37"/>
+                <w:sz w:val="18"/>
+              </w:rPr>
+              <w:t>PATCH /api/summaries/:id/progress  PATCH /api/summaries/:id/pages/:pageId</w:t>
+            </w:r>
+          </w:p>
+        </w:tc>
+        <w:tc>
+          <w:tcPr>
+            <w:tcW w:type="dxa" w:w="2592"/>
+            <w:shd w:fill="EEF5F2"/>
+            <w:vAlign w:val="center"/>
+            <w:tcMar>
+              <w:top w:w="110" w:type="dxa"/>
+              <w:start w:w="120" w:type="dxa"/>
+              <w:bottom w:w="110" w:type="dxa"/>
+              <w:end w:w="120" w:type="dxa"/>
+            </w:tcMar>
+          </w:tcPr>
+          <w:p>
+            <w:pPr>
+              <w:spacing w:after="0" w:line="288" w:lineRule="auto"/>
+              <w:jc w:val="left"/>
+            </w:pPr>
+            <w:r/>
+            <w:r>
+              <w:rPr>
+                <w:rFonts w:ascii="Microsoft YaHei" w:hAnsi="Microsoft YaHei" w:eastAsia="Microsoft YaHei"/>
+                <w:b w:val="0"/>
+                <w:color w:val="253C37"/>
+                <w:sz w:val="18"/>
+              </w:rPr>
+              <w:t>保存阅读页、已读状态、旁白、照片和顺序</w:t>
+            </w:r>
+          </w:p>
+        </w:tc>
+      </w:tr>
+      <w:tr>
+        <w:trPr>
+          <w:cantSplit/>
+        </w:trPr>
+        <w:tc>
+          <w:tcPr>
+            <w:tcW w:type="dxa" w:w="1800"/>
+            <w:vAlign w:val="center"/>
+            <w:tcMar>
+              <w:top w:w="110" w:type="dxa"/>
+              <w:start w:w="120" w:type="dxa"/>
+              <w:bottom w:w="110" w:type="dxa"/>
+              <w:end w:w="120" w:type="dxa"/>
+            </w:tcMar>
+          </w:tcPr>
+          <w:p>
+            <w:pPr>
+              <w:spacing w:after="0" w:line="288" w:lineRule="auto"/>
+              <w:jc w:val="center"/>
+            </w:pPr>
+            <w:r/>
+            <w:r>
+              <w:rPr>
+                <w:rFonts w:ascii="Microsoft YaHei" w:hAnsi="Microsoft YaHei" w:eastAsia="Microsoft YaHei"/>
+                <w:b w:val="0"/>
+                <w:color w:val="253C37"/>
+                <w:sz w:val="18"/>
+              </w:rPr>
+              <w:t>总结操作</w:t>
+            </w:r>
+          </w:p>
+        </w:tc>
+        <w:tc>
+          <w:tcPr>
+            <w:tcW w:type="dxa" w:w="5472"/>
+            <w:vAlign w:val="center"/>
+            <w:tcMar>
+              <w:top w:w="110" w:type="dxa"/>
+              <w:start w:w="120" w:type="dxa"/>
+              <w:bottom w:w="110" w:type="dxa"/>
+              <w:end w:w="120" w:type="dxa"/>
+            </w:tcMar>
+          </w:tcPr>
+          <w:p>
+            <w:pPr>
+              <w:spacing w:after="0" w:line="288" w:lineRule="auto"/>
+              <w:jc w:val="left"/>
+            </w:pPr>
+            <w:r/>
+            <w:r>
+              <w:rPr>
+                <w:rFonts w:ascii="Microsoft YaHei" w:hAnsi="Microsoft YaHei" w:eastAsia="Microsoft YaHei"/>
+                <w:b w:val="0"/>
+                <w:color w:val="253C37"/>
+                <w:sz w:val="18"/>
+              </w:rPr>
+              <w:t>POST /api/summaries/:id/regenerate  POST /api/summaries/:id/reflection  DELETE /api/summaries/:id</w:t>
+            </w:r>
+          </w:p>
+        </w:tc>
+        <w:tc>
+          <w:tcPr>
+            <w:tcW w:type="dxa" w:w="2592"/>
+            <w:vAlign w:val="center"/>
+            <w:tcMar>
+              <w:top w:w="110" w:type="dxa"/>
+              <w:start w:w="120" w:type="dxa"/>
+              <w:bottom w:w="110" w:type="dxa"/>
+              <w:end w:w="120" w:type="dxa"/>
+            </w:tcMar>
+          </w:tcPr>
+          <w:p>
+            <w:pPr>
+              <w:spacing w:after="0" w:line="288" w:lineRule="auto"/>
+              <w:jc w:val="left"/>
+            </w:pPr>
+            <w:r/>
+            <w:r>
+              <w:rPr>
+                <w:rFonts w:ascii="Microsoft YaHei" w:hAnsi="Microsoft YaHei" w:eastAsia="Microsoft YaHei"/>
+                <w:b w:val="0"/>
+                <w:color w:val="253C37"/>
+                <w:sz w:val="18"/>
+              </w:rPr>
+              <w:t>再生成、感言和删除</w:t>
+            </w:r>
+          </w:p>
+        </w:tc>
+      </w:tr>
+      <w:tr>
+        <w:trPr>
+          <w:cantSplit/>
+        </w:trPr>
+        <w:tc>
+          <w:tcPr>
+            <w:tcW w:type="dxa" w:w="1800"/>
+            <w:shd w:fill="EEF5F2"/>
+            <w:vAlign w:val="center"/>
+            <w:tcMar>
+              <w:top w:w="110" w:type="dxa"/>
+              <w:start w:w="120" w:type="dxa"/>
+              <w:bottom w:w="110" w:type="dxa"/>
+              <w:end w:w="120" w:type="dxa"/>
+            </w:tcMar>
+          </w:tcPr>
+          <w:p>
+            <w:pPr>
+              <w:spacing w:after="0" w:line="288" w:lineRule="auto"/>
+              <w:jc w:val="center"/>
+            </w:pPr>
+            <w:r/>
+            <w:r>
+              <w:rPr>
+                <w:rFonts w:ascii="Microsoft YaHei" w:hAnsi="Microsoft YaHei" w:eastAsia="Microsoft YaHei"/>
+                <w:b w:val="0"/>
+                <w:color w:val="253C37"/>
+                <w:sz w:val="18"/>
+              </w:rPr>
+              <w:t>总结偏好</w:t>
+            </w:r>
+          </w:p>
+        </w:tc>
+        <w:tc>
+          <w:tcPr>
+            <w:tcW w:type="dxa" w:w="5472"/>
+            <w:shd w:fill="EEF5F2"/>
+            <w:vAlign w:val="center"/>
+            <w:tcMar>
+              <w:top w:w="110" w:type="dxa"/>
+              <w:start w:w="120" w:type="dxa"/>
+              <w:bottom w:w="110" w:type="dxa"/>
+              <w:end w:w="120" w:type="dxa"/>
+            </w:tcMar>
+          </w:tcPr>
+          <w:p>
+            <w:pPr>
+              <w:spacing w:after="0" w:line="288" w:lineRule="auto"/>
+              <w:jc w:val="left"/>
+            </w:pPr>
+            <w:r/>
+            <w:r>
+              <w:rPr>
+                <w:rFonts w:ascii="Microsoft YaHei" w:hAnsi="Microsoft YaHei" w:eastAsia="Microsoft YaHei"/>
+                <w:b w:val="0"/>
+                <w:color w:val="253C37"/>
+                <w:sz w:val="18"/>
+              </w:rPr>
+              <w:t>GET PATCH /api/summary-preferences</w:t>
+            </w:r>
+          </w:p>
+        </w:tc>
+        <w:tc>
+          <w:tcPr>
+            <w:tcW w:type="dxa" w:w="2592"/>
+            <w:shd w:fill="EEF5F2"/>
+            <w:vAlign w:val="center"/>
+            <w:tcMar>
+              <w:top w:w="110" w:type="dxa"/>
+              <w:start w:w="120" w:type="dxa"/>
+              <w:bottom w:w="110" w:type="dxa"/>
+              <w:end w:w="120" w:type="dxa"/>
+            </w:tcMar>
+          </w:tcPr>
+          <w:p>
+            <w:pPr>
+              <w:spacing w:after="0" w:line="288" w:lineRule="auto"/>
+              <w:jc w:val="left"/>
+            </w:pPr>
+            <w:r/>
+            <w:r>
+              <w:rPr>
+                <w:rFonts w:ascii="Microsoft YaHei" w:hAnsi="Microsoft YaHei" w:eastAsia="Microsoft YaHei"/>
+                <w:b w:val="0"/>
+                <w:color w:val="253C37"/>
+                <w:sz w:val="18"/>
+              </w:rPr>
+              <w:t>文字、照片、云端 AI 和总开关授权</w:t>
+            </w:r>
+          </w:p>
+        </w:tc>
+      </w:tr>
+      <w:tr>
+        <w:trPr>
+          <w:cantSplit/>
+        </w:trPr>
+        <w:tc>
+          <w:tcPr>
+            <w:tcW w:type="dxa" w:w="1800"/>
+            <w:vAlign w:val="center"/>
+            <w:tcMar>
+              <w:top w:w="110" w:type="dxa"/>
+              <w:start w:w="120" w:type="dxa"/>
+              <w:bottom w:w="110" w:type="dxa"/>
+              <w:end w:w="120" w:type="dxa"/>
+            </w:tcMar>
+          </w:tcPr>
+          <w:p>
+            <w:pPr>
+              <w:spacing w:after="0" w:line="288" w:lineRule="auto"/>
+              <w:jc w:val="center"/>
+            </w:pPr>
+            <w:r/>
+            <w:r>
+              <w:rPr>
+                <w:rFonts w:ascii="Microsoft YaHei" w:hAnsi="Microsoft YaHei" w:eastAsia="Microsoft YaHei"/>
+                <w:b w:val="0"/>
+                <w:color w:val="253C37"/>
+                <w:sz w:val="18"/>
+              </w:rPr>
+              <w:t>记忆总结设置</w:t>
+            </w:r>
+          </w:p>
+        </w:tc>
+        <w:tc>
+          <w:tcPr>
+            <w:tcW w:type="dxa" w:w="5472"/>
+            <w:vAlign w:val="center"/>
+            <w:tcMar>
+              <w:top w:w="110" w:type="dxa"/>
+              <w:start w:w="120" w:type="dxa"/>
+              <w:bottom w:w="110" w:type="dxa"/>
+              <w:end w:w="120" w:type="dxa"/>
+            </w:tcMar>
+          </w:tcPr>
+          <w:p>
+            <w:pPr>
+              <w:spacing w:after="0" w:line="288" w:lineRule="auto"/>
+              <w:jc w:val="left"/>
+            </w:pPr>
+            <w:r/>
+            <w:r>
+              <w:rPr>
+                <w:rFonts w:ascii="Microsoft YaHei" w:hAnsi="Microsoft YaHei" w:eastAsia="Microsoft YaHei"/>
+                <w:b w:val="0"/>
+                <w:color w:val="253C37"/>
+                <w:sz w:val="18"/>
+              </w:rPr>
+              <w:t>PATCH /api/memories/:id/summary-setting</w:t>
+            </w:r>
+          </w:p>
+        </w:tc>
+        <w:tc>
+          <w:tcPr>
+            <w:tcW w:type="dxa" w:w="2592"/>
+            <w:vAlign w:val="center"/>
+            <w:tcMar>
+              <w:top w:w="110" w:type="dxa"/>
+              <w:start w:w="120" w:type="dxa"/>
+              <w:bottom w:w="110" w:type="dxa"/>
+              <w:end w:w="120" w:type="dxa"/>
+            </w:tcMar>
+          </w:tcPr>
+          <w:p>
+            <w:pPr>
+              <w:spacing w:after="0" w:line="288" w:lineRule="auto"/>
+              <w:jc w:val="left"/>
+            </w:pPr>
+            <w:r/>
+            <w:r>
+              <w:rPr>
+                <w:rFonts w:ascii="Microsoft YaHei" w:hAnsi="Microsoft YaHei" w:eastAsia="Microsoft YaHei"/>
+                <w:b w:val="0"/>
+                <w:color w:val="253C37"/>
+                <w:sz w:val="18"/>
+              </w:rPr>
+              <w:t>单条记忆加入或排除后续总结</w:t>
+            </w:r>
+          </w:p>
+        </w:tc>
+      </w:tr>
+      <w:tr>
+        <w:trPr>
+          <w:cantSplit/>
+        </w:trPr>
         <w:tc>
           <w:tcPr>
             <w:tcW w:type="dxa" w:w="1800"/>
@@ -6287,6 +7475,9 @@
         </w:tc>
       </w:tr>
       <w:tr>
+        <w:trPr>
+          <w:cantSplit/>
+        </w:trPr>
         <w:tc>
           <w:tcPr>
             <w:tcW w:type="dxa" w:w="1800"/>
@@ -6373,6 +7564,9 @@
         </w:tc>
       </w:tr>
       <w:tr>
+        <w:trPr>
+          <w:cantSplit/>
+        </w:trPr>
         <w:tc>
           <w:tcPr>
             <w:tcW w:type="dxa" w:w="1800"/>
@@ -6462,6 +7656,9 @@
         </w:tc>
       </w:tr>
       <w:tr>
+        <w:trPr>
+          <w:cantSplit/>
+        </w:trPr>
         <w:tc>
           <w:tcPr>
             <w:tcW w:type="dxa" w:w="1800"/>
@@ -6548,6 +7745,9 @@
         </w:tc>
       </w:tr>
       <w:tr>
+        <w:trPr>
+          <w:cantSplit/>
+        </w:trPr>
         <w:tc>
           <w:tcPr>
             <w:tcW w:type="dxa" w:w="1800"/>
@@ -6807,7 +8007,7 @@
         <w:pStyle w:val="Heading2"/>
       </w:pPr>
       <w:r>
-        <w:t>8.2 总结统计</w:t>
+        <w:t>8.2 情绪电影快照与故事计划</w:t>
       </w:r>
     </w:p>
     <w:p>
@@ -6815,7 +8015,7 @@
         <w:pStyle w:val="ListBullet"/>
       </w:pPr>
       <w:r>
-        <w:t>month 使用当月第一天到下一月第一天，year 使用当年第一天到下一年第一天。</w:t>
+        <w:t>MONTH 使用当月第一天到下一月第一天，YEAR 使用当年第一天到下一年第一天，统一按 Asia Shanghai 切分。</w:t>
       </w:r>
     </w:p>
     <w:p>
@@ -6823,7 +8023,7 @@
         <w:pStyle w:val="ListBullet"/>
       </w:pPr>
       <w:r>
-        <w:t>服务层查询周期内 Memory 和 LongTermCopy，再交给纯函数统计。</w:t>
+        <w:t>SummarySnapshotService 只读取未删除且未排除的记忆，根据 allowText 和 allowPhotos 裁剪字段，并计算 SHA 256 sourceHash。</w:t>
       </w:r>
     </w:p>
     <w:p>
@@ -6831,7 +8031,7 @@
         <w:pStyle w:val="ListBullet"/>
       </w:pPr>
       <w:r>
-        <w:t>并列排行按计数降序后名称排序，代表记忆规则稳定，便于测试。</w:t>
+        <w:t>buildStoryPlan 对空周期返回 NO CONTENT；一至两条记忆生成四页精简版，正常月度七页、年度十二页。</w:t>
       </w:r>
     </w:p>
     <w:p>
@@ -6839,7 +8039,63 @@
         <w:pStyle w:val="ListBullet"/>
       </w:pPr>
       <w:r>
-        <w:t>空周期返回完整零值结构，前端展示真实空态。</w:t>
+        <w:t>最高频心情按次数、最近出现时间和中文名称稳定排序；无心情时从鼓励文案池稳定选取并避开最近三次。</w:t>
+      </w:r>
+    </w:p>
+    <w:p>
+      <w:pPr>
+        <w:pStyle w:val="ListBullet"/>
+      </w:pPr>
+      <w:r>
+        <w:t>代表记忆按内容完整度和日期去重评分，长期副本只展示周期内确实有关联记忆的进展。</w:t>
+      </w:r>
+    </w:p>
+    <w:p>
+      <w:pPr>
+        <w:pStyle w:val="Heading2"/>
+      </w:pPr>
+      <w:r>
+        <w:t>8.3 旁白生成、校验与回退</w:t>
+      </w:r>
+    </w:p>
+    <w:p>
+      <w:pPr>
+        <w:ind w:left="317" w:hanging="317"/>
+      </w:pPr>
+      <w:r>
+        <w:t>1. SummaryTemplateService 先为每一页生成可直接使用的第二人称本地旁白。</w:t>
+      </w:r>
+    </w:p>
+    <w:p>
+      <w:pPr>
+        <w:ind w:left="317" w:hanging="317"/>
+      </w:pPr>
+      <w:r>
+        <w:t>2. 仅当 SummaryPreference 已确认且 allowCloudAi 为 true 时，SummaryAiAdapter 才发送裁剪后的结构化快照。</w:t>
+      </w:r>
+    </w:p>
+    <w:p>
+      <w:pPr>
+        <w:ind w:left="317" w:hanging="317"/>
+      </w:pPr>
+      <w:r>
+        <w:t>3. SummaryValidationService 验证页数、页序、factRefs、数字和引用事实，拒绝快照之外的内容。</w:t>
+      </w:r>
+    </w:p>
+    <w:p>
+      <w:pPr>
+        <w:ind w:left="317" w:hanging="317"/>
+      </w:pPr>
+      <w:r>
+        <w:t>4. AI 未配置、超时、返回格式错误或事实校验失败时，继续保存本地模板，generationMode 标记为 TEMPLATE。</w:t>
+      </w:r>
+    </w:p>
+    <w:p>
+      <w:pPr>
+        <w:ind w:left="317" w:hanging="317"/>
+      </w:pPr>
+      <w:r>
+        <w:t>5. 保存时从 API 响应递归移除 sourceSnapshot 与 storagePath；密钥只存在服务端环境变量。</w:t>
       </w:r>
     </w:p>
     <w:p>
@@ -6873,6 +8129,7 @@
       <w:tr>
         <w:trPr>
           <w:tblHeader w:val="true"/>
+          <w:cantSplit/>
         </w:trPr>
         <w:tc>
           <w:tcPr>
@@ -6963,6 +8220,9 @@
         </w:tc>
       </w:tr>
       <w:tr>
+        <w:trPr>
+          <w:cantSplit/>
+        </w:trPr>
         <w:tc>
           <w:tcPr>
             <w:tcW w:type="dxa" w:w="1584"/>
@@ -7049,6 +8309,9 @@
         </w:tc>
       </w:tr>
       <w:tr>
+        <w:trPr>
+          <w:cantSplit/>
+        </w:trPr>
         <w:tc>
           <w:tcPr>
             <w:tcW w:type="dxa" w:w="1584"/>
@@ -7138,6 +8401,9 @@
         </w:tc>
       </w:tr>
       <w:tr>
+        <w:trPr>
+          <w:cantSplit/>
+        </w:trPr>
         <w:tc>
           <w:tcPr>
             <w:tcW w:type="dxa" w:w="1584"/>
@@ -7312,6 +8578,7 @@
       <w:tr>
         <w:trPr>
           <w:tblHeader w:val="true"/>
+          <w:cantSplit/>
         </w:trPr>
         <w:tc>
           <w:tcPr>
@@ -7373,6 +8640,9 @@
         </w:tc>
       </w:tr>
       <w:tr>
+        <w:trPr>
+          <w:cantSplit/>
+        </w:trPr>
         <w:tc>
           <w:tcPr>
             <w:tcW w:type="dxa" w:w="2232"/>
@@ -7431,6 +8701,9 @@
         </w:tc>
       </w:tr>
       <w:tr>
+        <w:trPr>
+          <w:cantSplit/>
+        </w:trPr>
         <w:tc>
           <w:tcPr>
             <w:tcW w:type="dxa" w:w="2232"/>
@@ -7491,6 +8764,9 @@
         </w:tc>
       </w:tr>
       <w:tr>
+        <w:trPr>
+          <w:cantSplit/>
+        </w:trPr>
         <w:tc>
           <w:tcPr>
             <w:tcW w:type="dxa" w:w="2232"/>
@@ -7549,6 +8825,9 @@
         </w:tc>
       </w:tr>
       <w:tr>
+        <w:trPr>
+          <w:cantSplit/>
+        </w:trPr>
         <w:tc>
           <w:tcPr>
             <w:tcW w:type="dxa" w:w="2232"/>
@@ -7609,6 +8888,9 @@
         </w:tc>
       </w:tr>
       <w:tr>
+        <w:trPr>
+          <w:cantSplit/>
+        </w:trPr>
         <w:tc>
           <w:tcPr>
             <w:tcW w:type="dxa" w:w="2232"/>
@@ -7667,6 +8949,9 @@
         </w:tc>
       </w:tr>
       <w:tr>
+        <w:trPr>
+          <w:cantSplit/>
+        </w:trPr>
         <w:tc>
           <w:tcPr>
             <w:tcW w:type="dxa" w:w="2232"/>
@@ -7727,6 +9012,9 @@
         </w:tc>
       </w:tr>
       <w:tr>
+        <w:trPr>
+          <w:cantSplit/>
+        </w:trPr>
         <w:tc>
           <w:tcPr>
             <w:tcW w:type="dxa" w:w="2232"/>
@@ -7785,6 +9073,9 @@
         </w:tc>
       </w:tr>
       <w:tr>
+        <w:trPr>
+          <w:cantSplit/>
+        </w:trPr>
         <w:tc>
           <w:tcPr>
             <w:tcW w:type="dxa" w:w="2232"/>
@@ -7873,6 +9164,7 @@
       <w:tr>
         <w:trPr>
           <w:tblHeader w:val="true"/>
+          <w:cantSplit/>
         </w:trPr>
         <w:tc>
           <w:tcPr>
@@ -7963,6 +9255,9 @@
         </w:tc>
       </w:tr>
       <w:tr>
+        <w:trPr>
+          <w:cantSplit/>
+        </w:trPr>
         <w:tc>
           <w:tcPr>
             <w:tcW w:type="dxa" w:w="4392"/>
@@ -8049,6 +9344,9 @@
         </w:tc>
       </w:tr>
       <w:tr>
+        <w:trPr>
+          <w:cantSplit/>
+        </w:trPr>
         <w:tc>
           <w:tcPr>
             <w:tcW w:type="dxa" w:w="4392"/>
@@ -8138,6 +9436,9 @@
         </w:tc>
       </w:tr>
       <w:tr>
+        <w:trPr>
+          <w:cantSplit/>
+        </w:trPr>
         <w:tc>
           <w:tcPr>
             <w:tcW w:type="dxa" w:w="4392"/>
@@ -8224,6 +9525,9 @@
         </w:tc>
       </w:tr>
       <w:tr>
+        <w:trPr>
+          <w:cantSplit/>
+        </w:trPr>
         <w:tc>
           <w:tcPr>
             <w:tcW w:type="dxa" w:w="4392"/>
@@ -8313,6 +9617,9 @@
         </w:tc>
       </w:tr>
       <w:tr>
+        <w:trPr>
+          <w:cantSplit/>
+        </w:trPr>
         <w:tc>
           <w:tcPr>
             <w:tcW w:type="dxa" w:w="4392"/>
@@ -8399,6 +9706,9 @@
         </w:tc>
       </w:tr>
       <w:tr>
+        <w:trPr>
+          <w:cantSplit/>
+        </w:trPr>
         <w:tc>
           <w:tcPr>
             <w:tcW w:type="dxa" w:w="4392"/>
@@ -8583,6 +9893,22 @@
     </w:p>
     <w:p>
       <w:pPr>
+        <w:pStyle w:val="ListBullet"/>
+      </w:pPr>
+      <w:r>
+        <w:t>SUMMARY_AI_BASE_URL SUMMARY_AI_API_KEY SUMMARY_AI_MODEL 用于可选云端 AI；任一必需项缺失时走本地模板。</w:t>
+      </w:r>
+    </w:p>
+    <w:p>
+      <w:pPr>
+        <w:pStyle w:val="ListBullet"/>
+      </w:pPr>
+      <w:r>
+        <w:t>SUMMARY_AI_TIMEOUT_MS 控制 AI 请求超时，默认 12000 毫秒。所有真实密钥只放在未纳入 Git 的 server/.env。</w:t>
+      </w:r>
+    </w:p>
+    <w:p>
+      <w:pPr>
         <w:pStyle w:val="Heading1"/>
       </w:pPr>
       <w:r>
@@ -8603,6 +9929,7 @@
       <w:tr>
         <w:trPr>
           <w:tblHeader w:val="true"/>
+          <w:cantSplit/>
         </w:trPr>
         <w:tc>
           <w:tcPr>
@@ -8664,6 +9991,9 @@
         </w:tc>
       </w:tr>
       <w:tr>
+        <w:trPr>
+          <w:cantSplit/>
+        </w:trPr>
         <w:tc>
           <w:tcPr>
             <w:tcW w:type="dxa" w:w="2880"/>
@@ -8716,12 +10046,15 @@
                 <w:color w:val="253C37"/>
                 <w:sz w:val="18"/>
               </w:rPr>
-              <w:t>28 个测试文件 68 项通过</w:t>
+              <w:t>38 个测试文件 100 项通过（功能完成时基线）</w:t>
             </w:r>
           </w:p>
         </w:tc>
       </w:tr>
       <w:tr>
+        <w:trPr>
+          <w:cantSplit/>
+        </w:trPr>
         <w:tc>
           <w:tcPr>
             <w:tcW w:type="dxa" w:w="2880"/>
@@ -8776,12 +10109,15 @@
                 <w:color w:val="253C37"/>
                 <w:sz w:val="18"/>
               </w:rPr>
-              <w:t>23 个测试文件 90 项通过</w:t>
+              <w:t>33 个测试文件 136 项通过（功能完成时基线）</w:t>
             </w:r>
           </w:p>
         </w:tc>
       </w:tr>
       <w:tr>
+        <w:trPr>
+          <w:cantSplit/>
+        </w:trPr>
         <w:tc>
           <w:tcPr>
             <w:tcW w:type="dxa" w:w="2880"/>
@@ -8840,6 +10176,9 @@
         </w:tc>
       </w:tr>
       <w:tr>
+        <w:trPr>
+          <w:cantSplit/>
+        </w:trPr>
         <w:tc>
           <w:tcPr>
             <w:tcW w:type="dxa" w:w="2880"/>
@@ -8894,12 +10233,15 @@
                 <w:color w:val="253C37"/>
                 <w:sz w:val="18"/>
               </w:rPr>
-              <w:t>schema valid，5 个 migration 全部已应用</w:t>
+              <w:t>schema valid，6 个 migration 全部已应用</w:t>
             </w:r>
           </w:p>
         </w:tc>
       </w:tr>
       <w:tr>
+        <w:trPr>
+          <w:cantSplit/>
+        </w:trPr>
         <w:tc>
           <w:tcPr>
             <w:tcW w:type="dxa" w:w="2880"/>
@@ -8958,6 +10300,9 @@
         </w:tc>
       </w:tr>
       <w:tr>
+        <w:trPr>
+          <w:cantSplit/>
+        </w:trPr>
         <w:tc>
           <w:tcPr>
             <w:tcW w:type="dxa" w:w="2880"/>
@@ -9018,6 +10363,9 @@
         </w:tc>
       </w:tr>
       <w:tr>
+        <w:trPr>
+          <w:cantSplit/>
+        </w:trPr>
         <w:tc>
           <w:tcPr>
             <w:tcW w:type="dxa" w:w="2880"/>
@@ -9076,6 +10424,9 @@
         </w:tc>
       </w:tr>
       <w:tr>
+        <w:trPr>
+          <w:cantSplit/>
+        </w:trPr>
         <w:tc>
           <w:tcPr>
             <w:tcW w:type="dxa" w:w="2880"/>
@@ -9136,6 +10487,9 @@
         </w:tc>
       </w:tr>
       <w:tr>
+        <w:trPr>
+          <w:cantSplit/>
+        </w:trPr>
         <w:tc>
           <w:tcPr>
             <w:tcW w:type="dxa" w:w="2880"/>
@@ -9188,7 +10542,7 @@
                 <w:color w:val="253C37"/>
                 <w:sz w:val="18"/>
               </w:rPr>
-              <w:t>main 已推送 GitHub，本地和远程哈希一致</w:t>
+              <w:t>文档记录功能实现；最终全量验证完成后统一提交本地并推送 GitHub</w:t>
             </w:r>
           </w:p>
         </w:tc>
@@ -9228,7 +10582,15 @@
         <w:pStyle w:val="ListBullet"/>
       </w:pPr>
       <w:r>
-        <w:t>总结跨月跨年边界、并列排行、空周期和代表记忆。</w:t>
+        <w:t>总结跨月跨年边界、精简版、最高频心情、无心情鼓励、代表记忆和空周期。</w:t>
+      </w:r>
+    </w:p>
+    <w:p>
+      <w:pPr>
+        <w:pStyle w:val="ListBullet"/>
+      </w:pPr>
+      <w:r>
+        <w:t>总结授权裁剪、AI 不可用回退、事实引用校验、乐观锁冲突、播放进度、页面顺序和无音乐约束。</w:t>
       </w:r>
     </w:p>
     <w:p>
@@ -9278,6 +10640,7 @@
       <w:tr>
         <w:trPr>
           <w:tblHeader w:val="true"/>
+          <w:cantSplit/>
         </w:trPr>
         <w:tc>
           <w:tcPr>
@@ -9368,6 +10731,9 @@
         </w:tc>
       </w:tr>
       <w:tr>
+        <w:trPr>
+          <w:cantSplit/>
+        </w:trPr>
         <w:tc>
           <w:tcPr>
             <w:tcW w:type="dxa" w:w="3024"/>
@@ -9454,6 +10820,9 @@
         </w:tc>
       </w:tr>
       <w:tr>
+        <w:trPr>
+          <w:cantSplit/>
+        </w:trPr>
         <w:tc>
           <w:tcPr>
             <w:tcW w:type="dxa" w:w="3024"/>
@@ -9543,6 +10912,9 @@
         </w:tc>
       </w:tr>
       <w:tr>
+        <w:trPr>
+          <w:cantSplit/>
+        </w:trPr>
         <w:tc>
           <w:tcPr>
             <w:tcW w:type="dxa" w:w="3024"/>
@@ -9629,6 +11001,9 @@
         </w:tc>
       </w:tr>
       <w:tr>
+        <w:trPr>
+          <w:cantSplit/>
+        </w:trPr>
         <w:tc>
           <w:tcPr>
             <w:tcW w:type="dxa" w:w="3024"/>
@@ -9718,6 +11093,9 @@
         </w:tc>
       </w:tr>
       <w:tr>
+        <w:trPr>
+          <w:cantSplit/>
+        </w:trPr>
         <w:tc>
           <w:tcPr>
             <w:tcW w:type="dxa" w:w="3024"/>
@@ -9804,6 +11182,9 @@
         </w:tc>
       </w:tr>
       <w:tr>
+        <w:trPr>
+          <w:cantSplit/>
+        </w:trPr>
         <w:tc>
           <w:tcPr>
             <w:tcW w:type="dxa" w:w="3024"/>
@@ -9819,7 +11200,7 @@
           <w:p>
             <w:pPr>
               <w:spacing w:after="0" w:line="288" w:lineRule="auto"/>
-              <w:jc w:val="center"/>
+              <w:jc w:val="left"/>
             </w:pPr>
             <w:r/>
             <w:r>
@@ -9829,7 +11210,7 @@
                 <w:color w:val="253C37"/>
                 <w:sz w:val="18"/>
               </w:rPr>
-              <w:t>依赖安全公告无法联网复核</w:t>
+              <w:t>云端 AI 为可选外部依赖</w:t>
             </w:r>
           </w:p>
         </w:tc>
@@ -9858,7 +11239,7 @@
                 <w:color w:val="253C37"/>
                 <w:sz w:val="18"/>
               </w:rPr>
-              <w:t>需在可访问 npm registry 的环境检查</w:t>
+              <w:t>启用时会发送已授权的最小结构化内容</w:t>
             </w:r>
           </w:p>
         </w:tc>
@@ -9887,7 +11268,96 @@
                 <w:color w:val="253C37"/>
                 <w:sz w:val="18"/>
               </w:rPr>
-              <w:t>CI 加入 npm audit 或 SCA</w:t>
+              <w:t>保持默认关闭并在设置中明确服务提供方</w:t>
+            </w:r>
+          </w:p>
+        </w:tc>
+      </w:tr>
+      <w:tr>
+        <w:trPr>
+          <w:cantSplit/>
+        </w:trPr>
+        <w:tc>
+          <w:tcPr>
+            <w:tcW w:type="dxa" w:w="3024"/>
+            <w:vAlign w:val="center"/>
+            <w:tcMar>
+              <w:top w:w="110" w:type="dxa"/>
+              <w:start w:w="120" w:type="dxa"/>
+              <w:bottom w:w="110" w:type="dxa"/>
+              <w:end w:w="120" w:type="dxa"/>
+            </w:tcMar>
+          </w:tcPr>
+          <w:p>
+            <w:pPr>
+              <w:spacing w:after="0" w:line="288" w:lineRule="auto"/>
+              <w:jc w:val="center"/>
+            </w:pPr>
+            <w:r/>
+            <w:r>
+              <w:rPr>
+                <w:rFonts w:ascii="Microsoft YaHei" w:hAnsi="Microsoft YaHei" w:eastAsia="Microsoft YaHei"/>
+                <w:b w:val="0"/>
+                <w:color w:val="253C37"/>
+                <w:sz w:val="18"/>
+              </w:rPr>
+              <w:t>当前无背景音乐和双人模式</w:t>
+            </w:r>
+          </w:p>
+        </w:tc>
+        <w:tc>
+          <w:tcPr>
+            <w:tcW w:type="dxa" w:w="3168"/>
+            <w:vAlign w:val="center"/>
+            <w:tcMar>
+              <w:top w:w="110" w:type="dxa"/>
+              <w:start w:w="120" w:type="dxa"/>
+              <w:bottom w:w="110" w:type="dxa"/>
+              <w:end w:w="120" w:type="dxa"/>
+            </w:tcMar>
+          </w:tcPr>
+          <w:p>
+            <w:pPr>
+              <w:spacing w:after="0" w:line="288" w:lineRule="auto"/>
+              <w:jc w:val="left"/>
+            </w:pPr>
+            <w:r/>
+            <w:r>
+              <w:rPr>
+                <w:rFonts w:ascii="Microsoft YaHei" w:hAnsi="Microsoft YaHei" w:eastAsia="Microsoft YaHei"/>
+                <w:b w:val="0"/>
+                <w:color w:val="253C37"/>
+                <w:sz w:val="18"/>
+              </w:rPr>
+              <w:t>情绪电影专注个人图文回看</w:t>
+            </w:r>
+          </w:p>
+        </w:tc>
+        <w:tc>
+          <w:tcPr>
+            <w:tcW w:type="dxa" w:w="3671"/>
+            <w:vAlign w:val="center"/>
+            <w:tcMar>
+              <w:top w:w="110" w:type="dxa"/>
+              <w:start w:w="120" w:type="dxa"/>
+              <w:bottom w:w="110" w:type="dxa"/>
+              <w:end w:w="120" w:type="dxa"/>
+            </w:tcMar>
+          </w:tcPr>
+          <w:p>
+            <w:pPr>
+              <w:spacing w:after="0" w:line="288" w:lineRule="auto"/>
+              <w:jc w:val="left"/>
+            </w:pPr>
+            <w:r/>
+            <w:r>
+              <w:rPr>
+                <w:rFonts w:ascii="Microsoft YaHei" w:hAnsi="Microsoft YaHei" w:eastAsia="Microsoft YaHei"/>
+                <w:b w:val="0"/>
+                <w:color w:val="253C37"/>
+                <w:sz w:val="18"/>
+              </w:rPr>
+              <w:t>仅在用户价值验证后再单独设计，不与当前范围混入</w:t>
             </w:r>
           </w:p>
         </w:tc>

--- a/docs/照片记忆本前后端技术方案.docx
+++ b/docs/照片记忆本前后端技术方案.docx
@@ -32,6 +32,14 @@
         <w:tblW w:type="auto" w:w="0"/>
         <w:jc w:val="center"/>
         <w:tblLook w:firstColumn="1" w:firstRow="1" w:lastColumn="0" w:lastRow="0" w:noHBand="0" w:noVBand="1" w:val="04A0"/>
+        <w:tblBorders>
+          <w:top w:val="single" w:sz="4" w:color="D9D9D9"/>
+          <w:left w:val="single" w:sz="4" w:color="D9D9D9"/>
+          <w:bottom w:val="single" w:sz="4" w:color="D9D9D9"/>
+          <w:right w:val="single" w:sz="4" w:color="D9D9D9"/>
+          <w:insideH w:val="single" w:sz="4" w:color="D9D9D9"/>
+          <w:insideV w:val="single" w:sz="4" w:color="D9D9D9"/>
+        </w:tblBorders>
       </w:tblPr>
       <w:tblGrid>
         <w:gridCol w:w="5083"/>
@@ -157,7 +165,7 @@
                 <w:color w:val="253C37"/>
                 <w:sz w:val="18"/>
               </w:rPr>
-              <w:t>V4.0</w:t>
+              <w:t>V4.1</w:t>
             </w:r>
           </w:p>
         </w:tc>
@@ -464,8 +472,8 @@
       <w:r>
         <w:drawing>
           <wp:inline xmlns:a="http://schemas.openxmlformats.org/drawingml/2006/main" xmlns:pic="http://schemas.openxmlformats.org/drawingml/2006/picture">
-            <wp:extent cx="6400800" cy="4267733"/>
-            <wp:docPr id="1" name="Picture 1"/>
+            <wp:extent cx="6400800" cy="5105400"/>
+            <wp:docPr id="1" name="Picture 1" descr="产品业务流程与技术边界"/>
             <wp:cNvGraphicFramePr>
               <a:graphicFrameLocks noChangeAspect="1"/>
             </wp:cNvGraphicFramePr>
@@ -485,7 +493,7 @@
                   <pic:spPr>
                     <a:xfrm>
                       <a:off x="0" y="0"/>
-                      <a:ext cx="6400800" cy="4267733"/>
+                      <a:ext cx="6400800" cy="5105400"/>
                     </a:xfrm>
                     <a:prstGeom prst="rect"/>
                   </pic:spPr>
@@ -646,6 +654,14 @@
         <w:tblW w:type="auto" w:w="0"/>
         <w:jc w:val="center"/>
         <w:tblLook w:firstColumn="1" w:firstRow="1" w:lastColumn="0" w:lastRow="0" w:noHBand="0" w:noVBand="1" w:val="04A0"/>
+        <w:tblBorders>
+          <w:top w:val="single" w:sz="4" w:color="D9D9D9"/>
+          <w:left w:val="single" w:sz="4" w:color="D9D9D9"/>
+          <w:bottom w:val="single" w:sz="4" w:color="D9D9D9"/>
+          <w:right w:val="single" w:sz="4" w:color="D9D9D9"/>
+          <w:insideH w:val="single" w:sz="4" w:color="D9D9D9"/>
+          <w:insideV w:val="single" w:sz="4" w:color="D9D9D9"/>
+        </w:tblBorders>
       </w:tblPr>
       <w:tblGrid>
         <w:gridCol w:w="3389"/>
@@ -1615,6 +1631,14 @@
         <w:tblW w:type="auto" w:w="0"/>
         <w:jc w:val="center"/>
         <w:tblLook w:firstColumn="1" w:firstRow="1" w:lastColumn="0" w:lastRow="0" w:noHBand="0" w:noVBand="1" w:val="04A0"/>
+        <w:tblBorders>
+          <w:top w:val="single" w:sz="4" w:color="D9D9D9"/>
+          <w:left w:val="single" w:sz="4" w:color="D9D9D9"/>
+          <w:bottom w:val="single" w:sz="4" w:color="D9D9D9"/>
+          <w:right w:val="single" w:sz="4" w:color="D9D9D9"/>
+          <w:insideH w:val="single" w:sz="4" w:color="D9D9D9"/>
+          <w:insideV w:val="single" w:sz="4" w:color="D9D9D9"/>
+        </w:tblBorders>
       </w:tblPr>
       <w:tblGrid>
         <w:gridCol w:w="3389"/>
@@ -2285,6 +2309,14 @@
         <w:tblW w:type="auto" w:w="0"/>
         <w:jc w:val="center"/>
         <w:tblLook w:firstColumn="1" w:firstRow="1" w:lastColumn="0" w:lastRow="0" w:noHBand="0" w:noVBand="1" w:val="04A0"/>
+        <w:tblBorders>
+          <w:top w:val="single" w:sz="4" w:color="D9D9D9"/>
+          <w:left w:val="single" w:sz="4" w:color="D9D9D9"/>
+          <w:bottom w:val="single" w:sz="4" w:color="D9D9D9"/>
+          <w:right w:val="single" w:sz="4" w:color="D9D9D9"/>
+          <w:insideH w:val="single" w:sz="4" w:color="D9D9D9"/>
+          <w:insideV w:val="single" w:sz="4" w:color="D9D9D9"/>
+        </w:tblBorders>
       </w:tblPr>
       <w:tblGrid>
         <w:gridCol w:w="3389"/>
@@ -2995,6 +3027,14 @@
         <w:tblW w:type="auto" w:w="0"/>
         <w:jc w:val="center"/>
         <w:tblLook w:firstColumn="1" w:firstRow="1" w:lastColumn="0" w:lastRow="0" w:noHBand="0" w:noVBand="1" w:val="04A0"/>
+        <w:tblBorders>
+          <w:top w:val="single" w:sz="4" w:color="D9D9D9"/>
+          <w:left w:val="single" w:sz="4" w:color="D9D9D9"/>
+          <w:bottom w:val="single" w:sz="4" w:color="D9D9D9"/>
+          <w:right w:val="single" w:sz="4" w:color="D9D9D9"/>
+          <w:insideH w:val="single" w:sz="4" w:color="D9D9D9"/>
+          <w:insideV w:val="single" w:sz="4" w:color="D9D9D9"/>
+        </w:tblBorders>
       </w:tblPr>
       <w:tblGrid>
         <w:gridCol w:w="5083"/>
@@ -3517,6 +3557,14 @@
         <w:tblW w:type="auto" w:w="0"/>
         <w:jc w:val="center"/>
         <w:tblLook w:firstColumn="1" w:firstRow="1" w:lastColumn="0" w:lastRow="0" w:noHBand="0" w:noVBand="1" w:val="04A0"/>
+        <w:tblBorders>
+          <w:top w:val="single" w:sz="4" w:color="D9D9D9"/>
+          <w:left w:val="single" w:sz="4" w:color="D9D9D9"/>
+          <w:bottom w:val="single" w:sz="4" w:color="D9D9D9"/>
+          <w:right w:val="single" w:sz="4" w:color="D9D9D9"/>
+          <w:insideH w:val="single" w:sz="4" w:color="D9D9D9"/>
+          <w:insideV w:val="single" w:sz="4" w:color="D9D9D9"/>
+        </w:tblBorders>
       </w:tblPr>
       <w:tblGrid>
         <w:gridCol w:w="3389"/>
@@ -4360,6 +4408,14 @@
         <w:tblW w:type="auto" w:w="0"/>
         <w:jc w:val="center"/>
         <w:tblLook w:firstColumn="1" w:firstRow="1" w:lastColumn="0" w:lastRow="0" w:noHBand="0" w:noVBand="1" w:val="04A0"/>
+        <w:tblBorders>
+          <w:top w:val="single" w:sz="4" w:color="D9D9D9"/>
+          <w:left w:val="single" w:sz="4" w:color="D9D9D9"/>
+          <w:bottom w:val="single" w:sz="4" w:color="D9D9D9"/>
+          <w:right w:val="single" w:sz="4" w:color="D9D9D9"/>
+          <w:insideH w:val="single" w:sz="4" w:color="D9D9D9"/>
+          <w:insideV w:val="single" w:sz="4" w:color="D9D9D9"/>
+        </w:tblBorders>
       </w:tblPr>
       <w:tblGrid>
         <w:gridCol w:w="3389"/>
@@ -5330,7 +5386,7 @@
                 <w:color w:val="253C37"/>
                 <w:sz w:val="18"/>
               </w:rPr>
-              <w:t>pageType displayOrder narration payload factRefs version</w:t>
+              <w:t>pageType displayOrder narration originalNarration payload version</w:t>
             </w:r>
           </w:p>
         </w:tc>
@@ -5359,7 +5415,7 @@
                 <w:color w:val="253C37"/>
                 <w:sz w:val="18"/>
               </w:rPr>
-              <w:t>属于一份总结；页面顺序唯一；乐观锁编辑</w:t>
+              <w:t>属于一份总结；页面顺序唯一；乐观锁编辑；factRefs 仅用于生成时校验</w:t>
             </w:r>
           </w:p>
         </w:tc>
@@ -5927,6 +5983,14 @@
         <w:tblW w:type="auto" w:w="0"/>
         <w:jc w:val="center"/>
         <w:tblLook w:firstColumn="1" w:firstRow="1" w:lastColumn="0" w:lastRow="0" w:noHBand="0" w:noVBand="1" w:val="04A0"/>
+        <w:tblBorders>
+          <w:top w:val="single" w:sz="4" w:color="D9D9D9"/>
+          <w:left w:val="single" w:sz="4" w:color="D9D9D9"/>
+          <w:bottom w:val="single" w:sz="4" w:color="D9D9D9"/>
+          <w:right w:val="single" w:sz="4" w:color="D9D9D9"/>
+          <w:insideH w:val="single" w:sz="4" w:color="D9D9D9"/>
+          <w:insideV w:val="single" w:sz="4" w:color="D9D9D9"/>
+        </w:tblBorders>
       </w:tblPr>
       <w:tblGrid>
         <w:gridCol w:w="3389"/>
@@ -8031,7 +8095,7 @@
         <w:pStyle w:val="ListBullet"/>
       </w:pPr>
       <w:r>
-        <w:t>buildStoryPlan 对空周期返回 NO CONTENT；一至两条记忆生成四页精简版，正常月度七页、年度十二页。</w:t>
+        <w:t>buildStoryPlan 对空周期返回 NO CONTENT；一至两条记忆生成四页精简版。正常月度六至七页、年度十一至十二页，无关联副本时模板移除 COPY 页。</w:t>
       </w:r>
     </w:p>
     <w:p>
@@ -8079,7 +8143,7 @@
         <w:ind w:left="317" w:hanging="317"/>
       </w:pPr>
       <w:r>
-        <w:t>3. SummaryValidationService 验证页数、页序、factRefs、数字和引用事实，拒绝快照之外的内容。</w:t>
+        <w:t>3. SummaryValidationService 验证页数、页序、factRefs 和阿拉伯数字；当前不具备任意自然语言经历、中文数字或所有情绪名称的语义验证能力。</w:t>
       </w:r>
     </w:p>
     <w:p>
@@ -8096,6 +8160,73 @@
       </w:pPr>
       <w:r>
         <w:t>5. 保存时从 API 响应递归移除 sourceSnapshot 与 storagePath；密钥只存在服务端环境变量。</w:t>
+      </w:r>
+    </w:p>
+    <w:p>
+      <w:r>
+        <w:br w:type="page"/>
+      </w:r>
+    </w:p>
+    <w:p>
+      <w:pPr>
+        <w:pStyle w:val="Heading2"/>
+      </w:pPr>
+      <w:r>
+        <w:t>8.4 情绪电影业务与持久化流程</w:t>
+      </w:r>
+    </w:p>
+    <w:p>
+      <w:pPr>
+        <w:keepNext/>
+        <w:jc w:val="center"/>
+      </w:pPr>
+      <w:r>
+        <w:drawing>
+          <wp:inline xmlns:a="http://schemas.openxmlformats.org/drawingml/2006/main" xmlns:pic="http://schemas.openxmlformats.org/drawingml/2006/picture">
+            <wp:extent cx="5715000" cy="4898571"/>
+            <wp:docPr id="2" name="Picture 2" descr="现有总结生命周期与前端回看路径"/>
+            <wp:cNvGraphicFramePr>
+              <a:graphicFrameLocks noChangeAspect="1"/>
+            </wp:cNvGraphicFramePr>
+            <a:graphic>
+              <a:graphicData uri="http://schemas.openxmlformats.org/drawingml/2006/picture">
+                <pic:pic>
+                  <pic:nvPicPr>
+                    <pic:cNvPr id="0" name="照片记忆本情绪电影流程图.png"/>
+                    <pic:cNvPicPr/>
+                  </pic:nvPicPr>
+                  <pic:blipFill>
+                    <a:blip r:embed="rId11"/>
+                    <a:stretch>
+                      <a:fillRect/>
+                    </a:stretch>
+                  </pic:blipFill>
+                  <pic:spPr>
+                    <a:xfrm>
+                      <a:off x="0" y="0"/>
+                      <a:ext cx="5715000" cy="4898571"/>
+                    </a:xfrm>
+                    <a:prstGeom prst="rect"/>
+                  </pic:spPr>
+                </pic:pic>
+              </a:graphicData>
+            </a:graphic>
+          </wp:inline>
+        </w:drawing>
+      </w:r>
+    </w:p>
+    <w:p>
+      <w:pPr>
+        <w:spacing w:after="200"/>
+        <w:jc w:val="center"/>
+      </w:pPr>
+      <w:r>
+        <w:rPr>
+          <w:rFonts w:ascii="Microsoft YaHei" w:hAnsi="Microsoft YaHei" w:eastAsia="Microsoft YaHei"/>
+          <w:color w:val="66756F"/>
+          <w:sz w:val="18"/>
+        </w:rPr>
+        <w:t>现有总结生命周期与前端回看路径</w:t>
       </w:r>
     </w:p>
     <w:p>
@@ -8120,6 +8251,14 @@
         <w:tblW w:type="auto" w:w="0"/>
         <w:jc w:val="center"/>
         <w:tblLook w:firstColumn="1" w:firstRow="1" w:lastColumn="0" w:lastRow="0" w:noHBand="0" w:noVBand="1" w:val="04A0"/>
+        <w:tblBorders>
+          <w:top w:val="single" w:sz="4" w:color="D9D9D9"/>
+          <w:left w:val="single" w:sz="4" w:color="D9D9D9"/>
+          <w:bottom w:val="single" w:sz="4" w:color="D9D9D9"/>
+          <w:right w:val="single" w:sz="4" w:color="D9D9D9"/>
+          <w:insideH w:val="single" w:sz="4" w:color="D9D9D9"/>
+          <w:insideV w:val="single" w:sz="4" w:color="D9D9D9"/>
+        </w:tblBorders>
       </w:tblPr>
       <w:tblGrid>
         <w:gridCol w:w="3389"/>
@@ -8570,6 +8709,14 @@
         <w:tblW w:type="auto" w:w="0"/>
         <w:jc w:val="center"/>
         <w:tblLook w:firstColumn="1" w:firstRow="1" w:lastColumn="0" w:lastRow="0" w:noHBand="0" w:noVBand="1" w:val="04A0"/>
+        <w:tblBorders>
+          <w:top w:val="single" w:sz="4" w:color="D9D9D9"/>
+          <w:left w:val="single" w:sz="4" w:color="D9D9D9"/>
+          <w:bottom w:val="single" w:sz="4" w:color="D9D9D9"/>
+          <w:right w:val="single" w:sz="4" w:color="D9D9D9"/>
+          <w:insideH w:val="single" w:sz="4" w:color="D9D9D9"/>
+          <w:insideV w:val="single" w:sz="4" w:color="D9D9D9"/>
+        </w:tblBorders>
       </w:tblPr>
       <w:tblGrid>
         <w:gridCol w:w="5083"/>
@@ -9155,6 +9302,14 @@
         <w:tblW w:type="auto" w:w="0"/>
         <w:jc w:val="center"/>
         <w:tblLook w:firstColumn="1" w:firstRow="1" w:lastColumn="0" w:lastRow="0" w:noHBand="0" w:noVBand="1" w:val="04A0"/>
+        <w:tblBorders>
+          <w:top w:val="single" w:sz="4" w:color="D9D9D9"/>
+          <w:left w:val="single" w:sz="4" w:color="D9D9D9"/>
+          <w:bottom w:val="single" w:sz="4" w:color="D9D9D9"/>
+          <w:right w:val="single" w:sz="4" w:color="D9D9D9"/>
+          <w:insideH w:val="single" w:sz="4" w:color="D9D9D9"/>
+          <w:insideV w:val="single" w:sz="4" w:color="D9D9D9"/>
+        </w:tblBorders>
       </w:tblPr>
       <w:tblGrid>
         <w:gridCol w:w="3389"/>
@@ -9904,7 +10059,7 @@
         <w:pStyle w:val="ListBullet"/>
       </w:pPr>
       <w:r>
-        <w:t>SUMMARY_AI_TIMEOUT_MS 控制 AI 请求超时，默认 12000 毫秒。所有真实密钥只放在未纳入 Git 的 server/.env。</w:t>
+        <w:t>SUMMARY_AI_TIMEOUT_MS 控制 AI 请求超时，代码默认 15000 毫秒，可在 server/.env 中覆盖。所有真实密钥只放在未纳入 Git 的 server/.env。</w:t>
       </w:r>
     </w:p>
     <w:p>
@@ -9921,6 +10076,14 @@
         <w:tblW w:type="auto" w:w="0"/>
         <w:jc w:val="center"/>
         <w:tblLook w:firstColumn="1" w:firstRow="1" w:lastColumn="0" w:lastRow="0" w:noHBand="0" w:noVBand="1" w:val="04A0"/>
+        <w:tblBorders>
+          <w:top w:val="single" w:sz="4" w:color="D9D9D9"/>
+          <w:left w:val="single" w:sz="4" w:color="D9D9D9"/>
+          <w:bottom w:val="single" w:sz="4" w:color="D9D9D9"/>
+          <w:right w:val="single" w:sz="4" w:color="D9D9D9"/>
+          <w:insideH w:val="single" w:sz="4" w:color="D9D9D9"/>
+          <w:insideV w:val="single" w:sz="4" w:color="D9D9D9"/>
+        </w:tblBorders>
       </w:tblPr>
       <w:tblGrid>
         <w:gridCol w:w="5083"/>
@@ -10631,6 +10794,14 @@
         <w:tblW w:type="auto" w:w="0"/>
         <w:jc w:val="center"/>
         <w:tblLook w:firstColumn="1" w:firstRow="1" w:lastColumn="0" w:lastRow="0" w:noHBand="0" w:noVBand="1" w:val="04A0"/>
+        <w:tblBorders>
+          <w:top w:val="single" w:sz="4" w:color="D9D9D9"/>
+          <w:left w:val="single" w:sz="4" w:color="D9D9D9"/>
+          <w:bottom w:val="single" w:sz="4" w:color="D9D9D9"/>
+          <w:right w:val="single" w:sz="4" w:color="D9D9D9"/>
+          <w:insideH w:val="single" w:sz="4" w:color="D9D9D9"/>
+          <w:insideV w:val="single" w:sz="4" w:color="D9D9D9"/>
+        </w:tblBorders>
       </w:tblPr>
       <w:tblGrid>
         <w:gridCol w:w="3389"/>
@@ -11088,6 +11259,187 @@
                 <w:sz w:val="18"/>
               </w:rPr>
               <w:t>增加计划任务和保留策略</w:t>
+            </w:r>
+          </w:p>
+        </w:tc>
+      </w:tr>
+      <w:tr>
+        <w:trPr>
+          <w:cantSplit/>
+        </w:trPr>
+        <w:tc>
+          <w:tcPr>
+            <w:tcW w:type="dxa" w:w="3024"/>
+            <w:vAlign w:val="center"/>
+            <w:tcMar>
+              <w:top w:w="110" w:type="dxa"/>
+              <w:start w:w="120" w:type="dxa"/>
+              <w:bottom w:w="110" w:type="dxa"/>
+              <w:end w:w="120" w:type="dxa"/>
+            </w:tcMar>
+          </w:tcPr>
+          <w:p>
+            <w:pPr>
+              <w:spacing w:after="0" w:line="288" w:lineRule="auto"/>
+              <w:jc w:val="left"/>
+            </w:pPr>
+            <w:r/>
+            <w:r>
+              <w:rPr>
+                <w:rFonts w:ascii="Microsoft YaHei" w:hAnsi="Microsoft YaHei" w:eastAsia="Microsoft YaHei"/>
+                <w:b w:val="0"/>
+                <w:color w:val="253C37"/>
+                <w:sz w:val="18"/>
+              </w:rPr>
+              <w:t>JSON ZIP 尚未覆盖情绪电影表</w:t>
+            </w:r>
+          </w:p>
+        </w:tc>
+        <w:tc>
+          <w:tcPr>
+            <w:tcW w:type="dxa" w:w="3168"/>
+            <w:vAlign w:val="center"/>
+            <w:tcMar>
+              <w:top w:w="110" w:type="dxa"/>
+              <w:start w:w="120" w:type="dxa"/>
+              <w:bottom w:w="110" w:type="dxa"/>
+              <w:end w:w="120" w:type="dxa"/>
+            </w:tcMar>
+          </w:tcPr>
+          <w:p>
+            <w:pPr>
+              <w:spacing w:after="0" w:line="288" w:lineRule="auto"/>
+              <w:jc w:val="left"/>
+            </w:pPr>
+            <w:r/>
+            <w:r>
+              <w:rPr>
+                <w:rFonts w:ascii="Microsoft YaHei" w:hAnsi="Microsoft YaHei" w:eastAsia="Microsoft YaHei"/>
+                <w:b w:val="0"/>
+                <w:color w:val="253C37"/>
+                <w:sz w:val="18"/>
+              </w:rPr>
+              <w:t>迁移包不含总结快照 页面 感言 偏好</w:t>
+            </w:r>
+          </w:p>
+        </w:tc>
+        <w:tc>
+          <w:tcPr>
+            <w:tcW w:type="dxa" w:w="3671"/>
+            <w:vAlign w:val="center"/>
+            <w:tcMar>
+              <w:top w:w="110" w:type="dxa"/>
+              <w:start w:w="120" w:type="dxa"/>
+              <w:bottom w:w="110" w:type="dxa"/>
+              <w:end w:w="120" w:type="dxa"/>
+            </w:tcMar>
+          </w:tcPr>
+          <w:p>
+            <w:pPr>
+              <w:spacing w:after="0" w:line="288" w:lineRule="auto"/>
+              <w:jc w:val="left"/>
+            </w:pPr>
+            <w:r/>
+            <w:r>
+              <w:rPr>
+                <w:rFonts w:ascii="Microsoft YaHei" w:hAnsi="Microsoft YaHei" w:eastAsia="Microsoft YaHei"/>
+                <w:b w:val="0"/>
+                <w:color w:val="253C37"/>
+                <w:sz w:val="18"/>
+              </w:rPr>
+              <w:t>扩展格式版本与导入关系；当前同时保留数据库备份和照片 ZIP</w:t>
+            </w:r>
+          </w:p>
+        </w:tc>
+      </w:tr>
+      <w:tr>
+        <w:trPr>
+          <w:cantSplit/>
+        </w:trPr>
+        <w:tc>
+          <w:tcPr>
+            <w:tcW w:type="dxa" w:w="3024"/>
+            <w:shd w:fill="EEF5F2"/>
+            <w:vAlign w:val="center"/>
+            <w:tcMar>
+              <w:top w:w="110" w:type="dxa"/>
+              <w:start w:w="120" w:type="dxa"/>
+              <w:bottom w:w="110" w:type="dxa"/>
+              <w:end w:w="120" w:type="dxa"/>
+            </w:tcMar>
+          </w:tcPr>
+          <w:p>
+            <w:pPr>
+              <w:spacing w:after="0" w:line="288" w:lineRule="auto"/>
+              <w:jc w:val="center"/>
+            </w:pPr>
+            <w:r/>
+            <w:r>
+              <w:rPr>
+                <w:rFonts w:ascii="Microsoft YaHei" w:hAnsi="Microsoft YaHei" w:eastAsia="Microsoft YaHei"/>
+                <w:b w:val="0"/>
+                <w:color w:val="253C37"/>
+                <w:sz w:val="18"/>
+              </w:rPr>
+              <w:t>部分总结能力仅有 API</w:t>
+            </w:r>
+          </w:p>
+        </w:tc>
+        <w:tc>
+          <w:tcPr>
+            <w:tcW w:type="dxa" w:w="3168"/>
+            <w:shd w:fill="EEF5F2"/>
+            <w:vAlign w:val="center"/>
+            <w:tcMar>
+              <w:top w:w="110" w:type="dxa"/>
+              <w:start w:w="120" w:type="dxa"/>
+              <w:bottom w:w="110" w:type="dxa"/>
+              <w:end w:w="120" w:type="dxa"/>
+            </w:tcMar>
+          </w:tcPr>
+          <w:p>
+            <w:pPr>
+              <w:spacing w:after="0" w:line="288" w:lineRule="auto"/>
+              <w:jc w:val="left"/>
+            </w:pPr>
+            <w:r/>
+            <w:r>
+              <w:rPr>
+                <w:rFonts w:ascii="Microsoft YaHei" w:hAnsi="Microsoft YaHei" w:eastAsia="Microsoft YaHei"/>
+                <w:b w:val="0"/>
+                <w:color w:val="253C37"/>
+                <w:sz w:val="18"/>
+              </w:rPr>
+              <w:t>删除、排除、偏好更新缺独立界面入口</w:t>
+            </w:r>
+          </w:p>
+        </w:tc>
+        <w:tc>
+          <w:tcPr>
+            <w:tcW w:type="dxa" w:w="3671"/>
+            <w:shd w:fill="EEF5F2"/>
+            <w:vAlign w:val="center"/>
+            <w:tcMar>
+              <w:top w:w="110" w:type="dxa"/>
+              <w:start w:w="120" w:type="dxa"/>
+              <w:bottom w:w="110" w:type="dxa"/>
+              <w:end w:w="120" w:type="dxa"/>
+            </w:tcMar>
+          </w:tcPr>
+          <w:p>
+            <w:pPr>
+              <w:spacing w:after="0" w:line="288" w:lineRule="auto"/>
+              <w:jc w:val="left"/>
+            </w:pPr>
+            <w:r/>
+            <w:r>
+              <w:rPr>
+                <w:rFonts w:ascii="Microsoft YaHei" w:hAnsi="Microsoft YaHei" w:eastAsia="Microsoft YaHei"/>
+                <w:b w:val="0"/>
+                <w:color w:val="253C37"/>
+                <w:sz w:val="18"/>
+              </w:rPr>
+              <w:t>补齐设置和删除入口后再标记为完整前端能力</w:t>
             </w:r>
           </w:p>
         </w:tc>
@@ -12112,9 +12464,6 @@
     <w:qFormat/>
     <w:rsid w:val="00FC693F"/>
     <w:pPr>
-      <w:pBdr>
-        <w:bottom w:val="single" w:sz="8" w:space="4" w:color="4F81BD" w:themeColor="accent1"/>
-      </w:pBdr>
       <w:spacing w:after="280" w:line="240" w:lineRule="auto"/>
       <w:contextualSpacing/>
     </w:pPr>
@@ -12610,9 +12959,6 @@
     <w:qFormat/>
     <w:rsid w:val="00FC693F"/>
     <w:pPr>
-      <w:pBdr>
-        <w:bottom w:val="single" w:sz="4" w:space="4" w:color="4F81BD" w:themeColor="accent1"/>
-      </w:pBdr>
       <w:spacing w:before="200" w:after="280"/>
       <w:ind w:left="936" w:right="936"/>
     </w:pPr>

--- a/docs/照片记忆本前后端技术方案.docx
+++ b/docs/照片记忆本前后端技术方案.docx
@@ -165,7 +165,7 @@
                 <w:color w:val="253C37"/>
                 <w:sz w:val="18"/>
               </w:rPr>
-              <w:t>V4.1</w:t>
+              <w:t>V4.3</w:t>
             </w:r>
           </w:p>
         </w:tc>
@@ -228,7 +228,7 @@
                 <w:color w:val="253C37"/>
                 <w:sz w:val="18"/>
               </w:rPr>
-              <w:t>2026年10月14日</w:t>
+              <w:t>2026年10月15日</w:t>
             </w:r>
           </w:p>
         </w:tc>
@@ -453,7 +453,7 @@
         <w:t xml:space="preserve">结论  </w:t>
       </w:r>
       <w:r>
-        <w:t>系统采用 React TypeScript Vite 前端、NestJS Prisma 后端和本机 PostgreSQL。图片作为文件保存在 D 盘，结构化数据保存在 PostgreSQL；情绪电影以冻结快照、本地模板和可选云端 AI 构建，应用锁与数据保险箱保护本地数据。</w:t>
+        <w:t>系统采用 React TypeScript Vite 前端、NestJS Prisma 后端和本机 PostgreSQL。图片作为文件保存在 D 盘，结构化数据保存在 PostgreSQL；记忆寻迹以本地解析、参数化 SQL、稳定游标和 PostgreSQL 索引实现，情绪电影以冻结快照、本地模板和可选云端 AI 构建，应用锁与数据保险箱保护本地数据。</w:t>
       </w:r>
     </w:p>
     <w:p>
@@ -592,7 +592,7 @@
         <w:ind w:left="317" w:hanging="317"/>
       </w:pPr>
       <w:r>
-        <w:t>8. 记忆回声与总结算法</w:t>
+        <w:t>8. 记忆寻迹、回声与总结算法</w:t>
       </w:r>
     </w:p>
     <w:p>
@@ -1179,7 +1179,7 @@
                 <w:color w:val="253C37"/>
                 <w:sz w:val="18"/>
               </w:rPr>
-              <w:t>PostgreSQL 18  localhost 5433</w:t>
+              <w:t>PostgreSQL 18  localhost 5432</w:t>
             </w:r>
           </w:p>
         </w:tc>
@@ -1207,7 +1207,7 @@
                 <w:color w:val="253C37"/>
                 <w:sz w:val="18"/>
               </w:rPr>
-              <w:t>记忆 主题 副本 回声 会话和备份记录</w:t>
+              <w:t>记忆 主题 副本 回声 会话 搜索索引和备份记录</w:t>
             </w:r>
           </w:p>
         </w:tc>
@@ -1601,7 +1601,7 @@
         <w:pStyle w:val="ListBullet"/>
       </w:pPr>
       <w:r>
-        <w:t>数据库连接通过 server/.env 的 DATABASE_URL 提供，当前端口为 5433。</w:t>
+        <w:t>数据库连接通过 server/.env 的 DATABASE_URL 提供；本机已验证的实际端口为 5432。</w:t>
       </w:r>
     </w:p>
     <w:p>
@@ -1794,7 +1794,7 @@
                 <w:color w:val="253C37"/>
                 <w:sz w:val="18"/>
               </w:rPr>
-              <w:t>渲染首页 时间线 副本 回声 总结 保险箱</w:t>
+              <w:t>渲染首页 记忆寻迹 副本 回声 总结 保险箱</w:t>
             </w:r>
           </w:p>
         </w:tc>
@@ -2500,7 +2500,7 @@
                 <w:color w:val="253C37"/>
                 <w:sz w:val="18"/>
               </w:rPr>
-              <w:t>列表 查询 编辑器 批量队列</w:t>
+              <w:t>列表 编辑器 批量队列</w:t>
             </w:r>
           </w:p>
         </w:tc>
@@ -2534,7 +2534,7 @@
                 <w:color w:val="253C37"/>
                 <w:sz w:val="18"/>
               </w:rPr>
-              <w:t>长期副本</w:t>
+              <w:t>记忆寻迹</w:t>
             </w:r>
           </w:p>
         </w:tc>
@@ -2563,6 +2563,96 @@
                 <w:color w:val="253C37"/>
                 <w:sz w:val="18"/>
               </w:rPr>
+              <w:t>MemorySearchPage Input Filters Confirmation Timeline</w:t>
+            </w:r>
+          </w:p>
+        </w:tc>
+        <w:tc>
+          <w:tcPr>
+            <w:tcW w:type="dxa" w:w="2592"/>
+            <w:shd w:fill="EEF5F2"/>
+            <w:vAlign w:val="center"/>
+            <w:tcMar>
+              <w:top w:w="110" w:type="dxa"/>
+              <w:start w:w="120" w:type="dxa"/>
+              <w:bottom w:w="110" w:type="dxa"/>
+              <w:end w:w="120" w:type="dxa"/>
+            </w:tcMar>
+          </w:tcPr>
+          <w:p>
+            <w:pPr>
+              <w:spacing w:after="0" w:line="288" w:lineRule="auto"/>
+              <w:jc w:val="left"/>
+            </w:pPr>
+            <w:r/>
+            <w:r>
+              <w:rPr>
+                <w:rFonts w:ascii="Microsoft YaHei" w:hAnsi="Microsoft YaHei" w:eastAsia="Microsoft YaHei"/>
+                <w:b w:val="0"/>
+                <w:color w:val="253C37"/>
+                <w:sz w:val="18"/>
+              </w:rPr>
+              <w:t>草稿条件 已确认查询 分页游标 最近历史</w:t>
+            </w:r>
+          </w:p>
+        </w:tc>
+      </w:tr>
+      <w:tr>
+        <w:trPr>
+          <w:cantSplit/>
+        </w:trPr>
+        <w:tc>
+          <w:tcPr>
+            <w:tcW w:type="dxa" w:w="1800"/>
+            <w:vAlign w:val="center"/>
+            <w:tcMar>
+              <w:top w:w="110" w:type="dxa"/>
+              <w:start w:w="120" w:type="dxa"/>
+              <w:bottom w:w="110" w:type="dxa"/>
+              <w:end w:w="120" w:type="dxa"/>
+            </w:tcMar>
+          </w:tcPr>
+          <w:p>
+            <w:pPr>
+              <w:spacing w:after="0" w:line="288" w:lineRule="auto"/>
+              <w:jc w:val="center"/>
+            </w:pPr>
+            <w:r/>
+            <w:r>
+              <w:rPr>
+                <w:rFonts w:ascii="Microsoft YaHei" w:hAnsi="Microsoft YaHei" w:eastAsia="Microsoft YaHei"/>
+                <w:b w:val="0"/>
+                <w:color w:val="253C37"/>
+                <w:sz w:val="18"/>
+              </w:rPr>
+              <w:t>长期副本</w:t>
+            </w:r>
+          </w:p>
+        </w:tc>
+        <w:tc>
+          <w:tcPr>
+            <w:tcW w:type="dxa" w:w="5472"/>
+            <w:vAlign w:val="center"/>
+            <w:tcMar>
+              <w:top w:w="110" w:type="dxa"/>
+              <w:start w:w="120" w:type="dxa"/>
+              <w:bottom w:w="110" w:type="dxa"/>
+              <w:end w:w="120" w:type="dxa"/>
+            </w:tcMar>
+          </w:tcPr>
+          <w:p>
+            <w:pPr>
+              <w:spacing w:after="0" w:line="288" w:lineRule="auto"/>
+              <w:jc w:val="left"/>
+            </w:pPr>
+            <w:r/>
+            <w:r>
+              <w:rPr>
+                <w:rFonts w:ascii="Microsoft YaHei" w:hAnsi="Microsoft YaHei" w:eastAsia="Microsoft YaHei"/>
+                <w:b w:val="0"/>
+                <w:color w:val="253C37"/>
+                <w:sz w:val="18"/>
+              </w:rPr>
               <w:t>LongTermCopiesView LongTermCopyTimeline LongTermCopyDecisionDialog</w:t>
             </w:r>
           </w:p>
@@ -2570,7 +2660,6 @@
         <w:tc>
           <w:tcPr>
             <w:tcW w:type="dxa" w:w="2592"/>
-            <w:shd w:fill="EEF5F2"/>
             <w:vAlign w:val="center"/>
             <w:tcMar>
               <w:top w:w="110" w:type="dxa"/>
@@ -2604,6 +2693,7 @@
         <w:tc>
           <w:tcPr>
             <w:tcW w:type="dxa" w:w="1800"/>
+            <w:shd w:fill="EEF5F2"/>
             <w:vAlign w:val="center"/>
             <w:tcMar>
               <w:top w:w="110" w:type="dxa"/>
@@ -2632,6 +2722,7 @@
         <w:tc>
           <w:tcPr>
             <w:tcW w:type="dxa" w:w="5472"/>
+            <w:shd w:fill="EEF5F2"/>
             <w:vAlign w:val="center"/>
             <w:tcMar>
               <w:top w:w="110" w:type="dxa"/>
@@ -2660,6 +2751,7 @@
         <w:tc>
           <w:tcPr>
             <w:tcW w:type="dxa" w:w="2592"/>
+            <w:shd w:fill="EEF5F2"/>
             <w:vAlign w:val="center"/>
             <w:tcMar>
               <w:top w:w="110" w:type="dxa"/>
@@ -2693,7 +2785,6 @@
         <w:tc>
           <w:tcPr>
             <w:tcW w:type="dxa" w:w="1800"/>
-            <w:shd w:fill="EEF5F2"/>
             <w:vAlign w:val="center"/>
             <w:tcMar>
               <w:top w:w="110" w:type="dxa"/>
@@ -2722,7 +2813,6 @@
         <w:tc>
           <w:tcPr>
             <w:tcW w:type="dxa" w:w="5472"/>
-            <w:shd w:fill="EEF5F2"/>
             <w:vAlign w:val="center"/>
             <w:tcMar>
               <w:top w:w="110" w:type="dxa"/>
@@ -2751,7 +2841,6 @@
         <w:tc>
           <w:tcPr>
             <w:tcW w:type="dxa" w:w="2592"/>
-            <w:shd w:fill="EEF5F2"/>
             <w:vAlign w:val="center"/>
             <w:tcMar>
               <w:top w:w="110" w:type="dxa"/>
@@ -2785,6 +2874,7 @@
         <w:tc>
           <w:tcPr>
             <w:tcW w:type="dxa" w:w="1800"/>
+            <w:shd w:fill="EEF5F2"/>
             <w:vAlign w:val="center"/>
             <w:tcMar>
               <w:top w:w="110" w:type="dxa"/>
@@ -2813,6 +2903,7 @@
         <w:tc>
           <w:tcPr>
             <w:tcW w:type="dxa" w:w="5472"/>
+            <w:shd w:fill="EEF5F2"/>
             <w:vAlign w:val="center"/>
             <w:tcMar>
               <w:top w:w="110" w:type="dxa"/>
@@ -2841,6 +2932,7 @@
         <w:tc>
           <w:tcPr>
             <w:tcW w:type="dxa" w:w="2592"/>
+            <w:shd w:fill="EEF5F2"/>
             <w:vAlign w:val="center"/>
             <w:tcMar>
               <w:top w:w="110" w:type="dxa"/>
@@ -2874,7 +2966,6 @@
         <w:tc>
           <w:tcPr>
             <w:tcW w:type="dxa" w:w="1800"/>
-            <w:shd w:fill="EEF5F2"/>
             <w:vAlign w:val="center"/>
             <w:tcMar>
               <w:top w:w="110" w:type="dxa"/>
@@ -2903,7 +2994,6 @@
         <w:tc>
           <w:tcPr>
             <w:tcW w:type="dxa" w:w="5472"/>
-            <w:shd w:fill="EEF5F2"/>
             <w:vAlign w:val="center"/>
             <w:tcMar>
               <w:top w:w="110" w:type="dxa"/>
@@ -2932,7 +3022,6 @@
         <w:tc>
           <w:tcPr>
             <w:tcW w:type="dxa" w:w="2592"/>
-            <w:shd w:fill="EEF5F2"/>
             <w:vAlign w:val="center"/>
             <w:tcMar>
               <w:top w:w="110" w:type="dxa"/>
@@ -2986,7 +3075,7 @@
         <w:pStyle w:val="ListBullet"/>
       </w:pPr>
       <w:r>
-        <w:t>主题 长期副本 重要日子 回声和应用锁使用页面级状态；useMemorySummaries 用 reducer 管理总结授权、提醒、档案、播放、编辑和感言状态机。</w:t>
+        <w:t>主题 长期副本 重要日子 回声和应用锁使用页面级状态；useMemorySearch 用 reducer 管理草稿、确认、请求代次、稳定分页和编辑删除回流；useMemorySummaries 管理总结状态机。</w:t>
       </w:r>
     </w:p>
     <w:p>
@@ -3160,7 +3249,7 @@
                 <w:color w:val="253C37"/>
                 <w:sz w:val="18"/>
               </w:rPr>
-              <w:t>上传媒体 记忆增删改查 自动拉取分页</w:t>
+              <w:t>上传媒体 记忆增删改查 自动拉取分页和 POST 搜索</w:t>
             </w:r>
           </w:p>
         </w:tc>
@@ -3811,7 +3900,7 @@
                 <w:color w:val="253C37"/>
                 <w:sz w:val="18"/>
               </w:rPr>
-              <w:t>记忆 CRUD 分页和关联重建</w:t>
+              <w:t>记忆 CRUD 分页 搜索和关联重建</w:t>
             </w:r>
           </w:p>
         </w:tc>
@@ -3840,7 +3929,7 @@
                 <w:color w:val="253C37"/>
                 <w:sz w:val="18"/>
               </w:rPr>
-              <w:t>Prisma 事务 主题校验 副本自动收集</w:t>
+              <w:t>Prisma 事务 参数化搜索 主题校验 副本自动收集</w:t>
             </w:r>
           </w:p>
         </w:tc>
@@ -5963,6 +6052,95 @@
           </w:p>
         </w:tc>
       </w:tr>
+      <w:tr>
+        <w:trPr>
+          <w:cantSplit/>
+        </w:trPr>
+        <w:tc>
+          <w:tcPr>
+            <w:tcW w:type="dxa" w:w="2232"/>
+            <w:vAlign w:val="center"/>
+            <w:tcMar>
+              <w:top w:w="110" w:type="dxa"/>
+              <w:start w:w="120" w:type="dxa"/>
+              <w:bottom w:w="110" w:type="dxa"/>
+              <w:end w:w="120" w:type="dxa"/>
+            </w:tcMar>
+          </w:tcPr>
+          <w:p>
+            <w:pPr>
+              <w:spacing w:after="0" w:line="288" w:lineRule="auto"/>
+              <w:jc w:val="center"/>
+            </w:pPr>
+            <w:r/>
+            <w:r>
+              <w:rPr>
+                <w:rFonts w:ascii="Microsoft YaHei" w:hAnsi="Microsoft YaHei" w:eastAsia="Microsoft YaHei"/>
+                <w:b w:val="0"/>
+                <w:color w:val="253C37"/>
+                <w:sz w:val="18"/>
+              </w:rPr>
+              <w:t>搜索索引</w:t>
+            </w:r>
+          </w:p>
+        </w:tc>
+        <w:tc>
+          <w:tcPr>
+            <w:tcW w:type="dxa" w:w="4608"/>
+            <w:vAlign w:val="center"/>
+            <w:tcMar>
+              <w:top w:w="110" w:type="dxa"/>
+              <w:start w:w="120" w:type="dxa"/>
+              <w:bottom w:w="110" w:type="dxa"/>
+              <w:end w:w="120" w:type="dxa"/>
+            </w:tcMar>
+          </w:tcPr>
+          <w:p>
+            <w:pPr>
+              <w:spacing w:after="0" w:line="288" w:lineRule="auto"/>
+              <w:jc w:val="left"/>
+            </w:pPr>
+            <w:r/>
+            <w:r>
+              <w:rPr>
+                <w:rFonts w:ascii="Microsoft YaHei" w:hAnsi="Microsoft YaHei" w:eastAsia="Microsoft YaHei"/>
+                <w:b w:val="0"/>
+                <w:color w:val="253C37"/>
+                <w:sz w:val="18"/>
+              </w:rPr>
+              <w:t>lower title  lower note  statuses</w:t>
+            </w:r>
+          </w:p>
+        </w:tc>
+        <w:tc>
+          <w:tcPr>
+            <w:tcW w:type="dxa" w:w="3024"/>
+            <w:vAlign w:val="center"/>
+            <w:tcMar>
+              <w:top w:w="110" w:type="dxa"/>
+              <w:start w:w="120" w:type="dxa"/>
+              <w:bottom w:w="110" w:type="dxa"/>
+              <w:end w:w="120" w:type="dxa"/>
+            </w:tcMar>
+          </w:tcPr>
+          <w:p>
+            <w:pPr>
+              <w:spacing w:after="0" w:line="288" w:lineRule="auto"/>
+              <w:jc w:val="left"/>
+            </w:pPr>
+            <w:r/>
+            <w:r>
+              <w:rPr>
+                <w:rFonts w:ascii="Microsoft YaHei" w:hAnsi="Microsoft YaHei" w:eastAsia="Microsoft YaHei"/>
+                <w:b w:val="0"/>
+                <w:color w:val="253C37"/>
+                <w:sz w:val="18"/>
+              </w:rPr>
+              <w:t>pg_trgm GIN 与数组 GIN；搜索历史不进入数据库</w:t>
+            </w:r>
+          </w:p>
+        </w:tc>
+      </w:tr>
     </w:tbl>
     <w:p>
       <w:pPr>
@@ -6389,7 +6567,7 @@
                 <w:color w:val="253C37"/>
                 <w:sz w:val="18"/>
               </w:rPr>
-              <w:t>主题</w:t>
+              <w:t>记忆寻迹</w:t>
             </w:r>
           </w:p>
         </w:tc>
@@ -6418,6 +6596,96 @@
                 <w:color w:val="253C37"/>
                 <w:sz w:val="18"/>
               </w:rPr>
+              <w:t>POST /api/memories/search</w:t>
+            </w:r>
+          </w:p>
+        </w:tc>
+        <w:tc>
+          <w:tcPr>
+            <w:tcW w:type="dxa" w:w="2592"/>
+            <w:shd w:fill="EEF5F2"/>
+            <w:vAlign w:val="center"/>
+            <w:tcMar>
+              <w:top w:w="110" w:type="dxa"/>
+              <w:start w:w="120" w:type="dxa"/>
+              <w:bottom w:w="110" w:type="dxa"/>
+              <w:end w:w="120" w:type="dxa"/>
+            </w:tcMar>
+          </w:tcPr>
+          <w:p>
+            <w:pPr>
+              <w:spacing w:after="0" w:line="288" w:lineRule="auto"/>
+              <w:jc w:val="left"/>
+            </w:pPr>
+            <w:r/>
+            <w:r>
+              <w:rPr>
+                <w:rFonts w:ascii="Microsoft YaHei" w:hAnsi="Microsoft YaHei" w:eastAsia="Microsoft YaHei"/>
+                <w:b w:val="0"/>
+                <w:color w:val="253C37"/>
+                <w:sz w:val="18"/>
+              </w:rPr>
+              <w:t>固定五条一页；AND 条件、精确或明确开启的模糊匹配、稳定游标和放宽建议</w:t>
+            </w:r>
+          </w:p>
+        </w:tc>
+      </w:tr>
+      <w:tr>
+        <w:trPr>
+          <w:cantSplit/>
+        </w:trPr>
+        <w:tc>
+          <w:tcPr>
+            <w:tcW w:type="dxa" w:w="1800"/>
+            <w:vAlign w:val="center"/>
+            <w:tcMar>
+              <w:top w:w="110" w:type="dxa"/>
+              <w:start w:w="120" w:type="dxa"/>
+              <w:bottom w:w="110" w:type="dxa"/>
+              <w:end w:w="120" w:type="dxa"/>
+            </w:tcMar>
+          </w:tcPr>
+          <w:p>
+            <w:pPr>
+              <w:spacing w:after="0" w:line="288" w:lineRule="auto"/>
+              <w:jc w:val="center"/>
+            </w:pPr>
+            <w:r/>
+            <w:r>
+              <w:rPr>
+                <w:rFonts w:ascii="Microsoft YaHei" w:hAnsi="Microsoft YaHei" w:eastAsia="Microsoft YaHei"/>
+                <w:b w:val="0"/>
+                <w:color w:val="253C37"/>
+                <w:sz w:val="18"/>
+              </w:rPr>
+              <w:t>主题</w:t>
+            </w:r>
+          </w:p>
+        </w:tc>
+        <w:tc>
+          <w:tcPr>
+            <w:tcW w:type="dxa" w:w="5472"/>
+            <w:vAlign w:val="center"/>
+            <w:tcMar>
+              <w:top w:w="110" w:type="dxa"/>
+              <w:start w:w="120" w:type="dxa"/>
+              <w:bottom w:w="110" w:type="dxa"/>
+              <w:end w:w="120" w:type="dxa"/>
+            </w:tcMar>
+          </w:tcPr>
+          <w:p>
+            <w:pPr>
+              <w:spacing w:after="0" w:line="288" w:lineRule="auto"/>
+              <w:jc w:val="left"/>
+            </w:pPr>
+            <w:r/>
+            <w:r>
+              <w:rPr>
+                <w:rFonts w:ascii="Microsoft YaHei" w:hAnsi="Microsoft YaHei" w:eastAsia="Microsoft YaHei"/>
+                <w:b w:val="0"/>
+                <w:color w:val="253C37"/>
+                <w:sz w:val="18"/>
+              </w:rPr>
               <w:t>GET POST /api/topics  PATCH DELETE /api/topics id</w:t>
             </w:r>
           </w:p>
@@ -6425,7 +6693,6 @@
         <w:tc>
           <w:tcPr>
             <w:tcW w:type="dxa" w:w="2592"/>
-            <w:shd w:fill="EEF5F2"/>
             <w:vAlign w:val="center"/>
             <w:tcMar>
               <w:top w:w="110" w:type="dxa"/>
@@ -6459,6 +6726,7 @@
         <w:tc>
           <w:tcPr>
             <w:tcW w:type="dxa" w:w="1800"/>
+            <w:shd w:fill="EEF5F2"/>
             <w:vAlign w:val="center"/>
             <w:tcMar>
               <w:top w:w="110" w:type="dxa"/>
@@ -6487,6 +6755,7 @@
         <w:tc>
           <w:tcPr>
             <w:tcW w:type="dxa" w:w="5472"/>
+            <w:shd w:fill="EEF5F2"/>
             <w:vAlign w:val="center"/>
             <w:tcMar>
               <w:top w:w="110" w:type="dxa"/>
@@ -6515,6 +6784,7 @@
         <w:tc>
           <w:tcPr>
             <w:tcW w:type="dxa" w:w="2592"/>
+            <w:shd w:fill="EEF5F2"/>
             <w:vAlign w:val="center"/>
             <w:tcMar>
               <w:top w:w="110" w:type="dxa"/>
@@ -6548,7 +6818,6 @@
         <w:tc>
           <w:tcPr>
             <w:tcW w:type="dxa" w:w="1800"/>
-            <w:shd w:fill="EEF5F2"/>
             <w:vAlign w:val="center"/>
             <w:tcMar>
               <w:top w:w="110" w:type="dxa"/>
@@ -6577,7 +6846,6 @@
         <w:tc>
           <w:tcPr>
             <w:tcW w:type="dxa" w:w="5472"/>
-            <w:shd w:fill="EEF5F2"/>
             <w:vAlign w:val="center"/>
             <w:tcMar>
               <w:top w:w="110" w:type="dxa"/>
@@ -6606,7 +6874,6 @@
         <w:tc>
           <w:tcPr>
             <w:tcW w:type="dxa" w:w="2592"/>
-            <w:shd w:fill="EEF5F2"/>
             <w:vAlign w:val="center"/>
             <w:tcMar>
               <w:top w:w="110" w:type="dxa"/>
@@ -6640,6 +6907,7 @@
         <w:tc>
           <w:tcPr>
             <w:tcW w:type="dxa" w:w="1800"/>
+            <w:shd w:fill="EEF5F2"/>
             <w:vAlign w:val="center"/>
             <w:tcMar>
               <w:top w:w="110" w:type="dxa"/>
@@ -6668,6 +6936,7 @@
         <w:tc>
           <w:tcPr>
             <w:tcW w:type="dxa" w:w="5472"/>
+            <w:shd w:fill="EEF5F2"/>
             <w:vAlign w:val="center"/>
             <w:tcMar>
               <w:top w:w="110" w:type="dxa"/>
@@ -6696,6 +6965,7 @@
         <w:tc>
           <w:tcPr>
             <w:tcW w:type="dxa" w:w="2592"/>
+            <w:shd w:fill="EEF5F2"/>
             <w:vAlign w:val="center"/>
             <w:tcMar>
               <w:top w:w="110" w:type="dxa"/>
@@ -6729,7 +6999,6 @@
         <w:tc>
           <w:tcPr>
             <w:tcW w:type="dxa" w:w="1800"/>
-            <w:shd w:fill="EEF5F2"/>
             <w:vAlign w:val="center"/>
             <w:tcMar>
               <w:top w:w="110" w:type="dxa"/>
@@ -6758,7 +7027,6 @@
         <w:tc>
           <w:tcPr>
             <w:tcW w:type="dxa" w:w="5472"/>
-            <w:shd w:fill="EEF5F2"/>
             <w:vAlign w:val="center"/>
             <w:tcMar>
               <w:top w:w="110" w:type="dxa"/>
@@ -6787,7 +7055,6 @@
         <w:tc>
           <w:tcPr>
             <w:tcW w:type="dxa" w:w="2592"/>
-            <w:shd w:fill="EEF5F2"/>
             <w:vAlign w:val="center"/>
             <w:tcMar>
               <w:top w:w="110" w:type="dxa"/>
@@ -6821,6 +7088,7 @@
         <w:tc>
           <w:tcPr>
             <w:tcW w:type="dxa" w:w="1800"/>
+            <w:shd w:fill="EEF5F2"/>
             <w:vAlign w:val="center"/>
             <w:tcMar>
               <w:top w:w="110" w:type="dxa"/>
@@ -6849,6 +7117,7 @@
         <w:tc>
           <w:tcPr>
             <w:tcW w:type="dxa" w:w="5472"/>
+            <w:shd w:fill="EEF5F2"/>
             <w:vAlign w:val="center"/>
             <w:tcMar>
               <w:top w:w="110" w:type="dxa"/>
@@ -6877,6 +7146,7 @@
         <w:tc>
           <w:tcPr>
             <w:tcW w:type="dxa" w:w="2592"/>
+            <w:shd w:fill="EEF5F2"/>
             <w:vAlign w:val="center"/>
             <w:tcMar>
               <w:top w:w="110" w:type="dxa"/>
@@ -6910,7 +7180,6 @@
         <w:tc>
           <w:tcPr>
             <w:tcW w:type="dxa" w:w="1800"/>
-            <w:shd w:fill="EEF5F2"/>
             <w:vAlign w:val="center"/>
             <w:tcMar>
               <w:top w:w="110" w:type="dxa"/>
@@ -6939,7 +7208,6 @@
         <w:tc>
           <w:tcPr>
             <w:tcW w:type="dxa" w:w="5472"/>
-            <w:shd w:fill="EEF5F2"/>
             <w:vAlign w:val="center"/>
             <w:tcMar>
               <w:top w:w="110" w:type="dxa"/>
@@ -6968,7 +7236,6 @@
         <w:tc>
           <w:tcPr>
             <w:tcW w:type="dxa" w:w="2592"/>
-            <w:shd w:fill="EEF5F2"/>
             <w:vAlign w:val="center"/>
             <w:tcMar>
               <w:top w:w="110" w:type="dxa"/>
@@ -7002,6 +7269,7 @@
         <w:tc>
           <w:tcPr>
             <w:tcW w:type="dxa" w:w="1800"/>
+            <w:shd w:fill="EEF5F2"/>
             <w:vAlign w:val="center"/>
             <w:tcMar>
               <w:top w:w="110" w:type="dxa"/>
@@ -7030,6 +7298,7 @@
         <w:tc>
           <w:tcPr>
             <w:tcW w:type="dxa" w:w="5472"/>
+            <w:shd w:fill="EEF5F2"/>
             <w:vAlign w:val="center"/>
             <w:tcMar>
               <w:top w:w="110" w:type="dxa"/>
@@ -7058,6 +7327,7 @@
         <w:tc>
           <w:tcPr>
             <w:tcW w:type="dxa" w:w="2592"/>
+            <w:shd w:fill="EEF5F2"/>
             <w:vAlign w:val="center"/>
             <w:tcMar>
               <w:top w:w="110" w:type="dxa"/>
@@ -7091,7 +7361,6 @@
         <w:tc>
           <w:tcPr>
             <w:tcW w:type="dxa" w:w="1800"/>
-            <w:shd w:fill="EEF5F2"/>
             <w:vAlign w:val="center"/>
             <w:tcMar>
               <w:top w:w="110" w:type="dxa"/>
@@ -7120,7 +7389,6 @@
         <w:tc>
           <w:tcPr>
             <w:tcW w:type="dxa" w:w="5472"/>
-            <w:shd w:fill="EEF5F2"/>
             <w:vAlign w:val="center"/>
             <w:tcMar>
               <w:top w:w="110" w:type="dxa"/>
@@ -7149,7 +7417,6 @@
         <w:tc>
           <w:tcPr>
             <w:tcW w:type="dxa" w:w="2592"/>
-            <w:shd w:fill="EEF5F2"/>
             <w:vAlign w:val="center"/>
             <w:tcMar>
               <w:top w:w="110" w:type="dxa"/>
@@ -7183,6 +7450,7 @@
         <w:tc>
           <w:tcPr>
             <w:tcW w:type="dxa" w:w="1800"/>
+            <w:shd w:fill="EEF5F2"/>
             <w:vAlign w:val="center"/>
             <w:tcMar>
               <w:top w:w="110" w:type="dxa"/>
@@ -7211,6 +7479,7 @@
         <w:tc>
           <w:tcPr>
             <w:tcW w:type="dxa" w:w="5472"/>
+            <w:shd w:fill="EEF5F2"/>
             <w:vAlign w:val="center"/>
             <w:tcMar>
               <w:top w:w="110" w:type="dxa"/>
@@ -7239,6 +7508,7 @@
         <w:tc>
           <w:tcPr>
             <w:tcW w:type="dxa" w:w="2592"/>
+            <w:shd w:fill="EEF5F2"/>
             <w:vAlign w:val="center"/>
             <w:tcMar>
               <w:top w:w="110" w:type="dxa"/>
@@ -7272,7 +7542,6 @@
         <w:tc>
           <w:tcPr>
             <w:tcW w:type="dxa" w:w="1800"/>
-            <w:shd w:fill="EEF5F2"/>
             <w:vAlign w:val="center"/>
             <w:tcMar>
               <w:top w:w="110" w:type="dxa"/>
@@ -7301,7 +7570,6 @@
         <w:tc>
           <w:tcPr>
             <w:tcW w:type="dxa" w:w="5472"/>
-            <w:shd w:fill="EEF5F2"/>
             <w:vAlign w:val="center"/>
             <w:tcMar>
               <w:top w:w="110" w:type="dxa"/>
@@ -7330,7 +7598,6 @@
         <w:tc>
           <w:tcPr>
             <w:tcW w:type="dxa" w:w="2592"/>
-            <w:shd w:fill="EEF5F2"/>
             <w:vAlign w:val="center"/>
             <w:tcMar>
               <w:top w:w="110" w:type="dxa"/>
@@ -7364,6 +7631,7 @@
         <w:tc>
           <w:tcPr>
             <w:tcW w:type="dxa" w:w="1800"/>
+            <w:shd w:fill="EEF5F2"/>
             <w:vAlign w:val="center"/>
             <w:tcMar>
               <w:top w:w="110" w:type="dxa"/>
@@ -7392,6 +7660,7 @@
         <w:tc>
           <w:tcPr>
             <w:tcW w:type="dxa" w:w="5472"/>
+            <w:shd w:fill="EEF5F2"/>
             <w:vAlign w:val="center"/>
             <w:tcMar>
               <w:top w:w="110" w:type="dxa"/>
@@ -7420,6 +7689,7 @@
         <w:tc>
           <w:tcPr>
             <w:tcW w:type="dxa" w:w="2592"/>
+            <w:shd w:fill="EEF5F2"/>
             <w:vAlign w:val="center"/>
             <w:tcMar>
               <w:top w:w="110" w:type="dxa"/>
@@ -7453,7 +7723,6 @@
         <w:tc>
           <w:tcPr>
             <w:tcW w:type="dxa" w:w="1800"/>
-            <w:shd w:fill="EEF5F2"/>
             <w:vAlign w:val="center"/>
             <w:tcMar>
               <w:top w:w="110" w:type="dxa"/>
@@ -7482,7 +7751,6 @@
         <w:tc>
           <w:tcPr>
             <w:tcW w:type="dxa" w:w="5472"/>
-            <w:shd w:fill="EEF5F2"/>
             <w:vAlign w:val="center"/>
             <w:tcMar>
               <w:top w:w="110" w:type="dxa"/>
@@ -7511,7 +7779,6 @@
         <w:tc>
           <w:tcPr>
             <w:tcW w:type="dxa" w:w="2592"/>
-            <w:shd w:fill="EEF5F2"/>
             <w:vAlign w:val="center"/>
             <w:tcMar>
               <w:top w:w="110" w:type="dxa"/>
@@ -7545,6 +7812,7 @@
         <w:tc>
           <w:tcPr>
             <w:tcW w:type="dxa" w:w="1800"/>
+            <w:shd w:fill="EEF5F2"/>
             <w:vAlign w:val="center"/>
             <w:tcMar>
               <w:top w:w="110" w:type="dxa"/>
@@ -7573,6 +7841,7 @@
         <w:tc>
           <w:tcPr>
             <w:tcW w:type="dxa" w:w="5472"/>
+            <w:shd w:fill="EEF5F2"/>
             <w:vAlign w:val="center"/>
             <w:tcMar>
               <w:top w:w="110" w:type="dxa"/>
@@ -7601,6 +7870,7 @@
         <w:tc>
           <w:tcPr>
             <w:tcW w:type="dxa" w:w="2592"/>
+            <w:shd w:fill="EEF5F2"/>
             <w:vAlign w:val="center"/>
             <w:tcMar>
               <w:top w:w="110" w:type="dxa"/>
@@ -7634,7 +7904,6 @@
         <w:tc>
           <w:tcPr>
             <w:tcW w:type="dxa" w:w="1800"/>
-            <w:shd w:fill="EEF5F2"/>
             <w:vAlign w:val="center"/>
             <w:tcMar>
               <w:top w:w="110" w:type="dxa"/>
@@ -7663,7 +7932,6 @@
         <w:tc>
           <w:tcPr>
             <w:tcW w:type="dxa" w:w="5472"/>
-            <w:shd w:fill="EEF5F2"/>
             <w:vAlign w:val="center"/>
             <w:tcMar>
               <w:top w:w="110" w:type="dxa"/>
@@ -7692,7 +7960,6 @@
         <w:tc>
           <w:tcPr>
             <w:tcW w:type="dxa" w:w="2592"/>
-            <w:shd w:fill="EEF5F2"/>
             <w:vAlign w:val="center"/>
             <w:tcMar>
               <w:top w:w="110" w:type="dxa"/>
@@ -7726,6 +7993,7 @@
         <w:tc>
           <w:tcPr>
             <w:tcW w:type="dxa" w:w="1800"/>
+            <w:shd w:fill="EEF5F2"/>
             <w:vAlign w:val="center"/>
             <w:tcMar>
               <w:top w:w="110" w:type="dxa"/>
@@ -7754,6 +8022,7 @@
         <w:tc>
           <w:tcPr>
             <w:tcW w:type="dxa" w:w="5472"/>
+            <w:shd w:fill="EEF5F2"/>
             <w:vAlign w:val="center"/>
             <w:tcMar>
               <w:top w:w="110" w:type="dxa"/>
@@ -7782,6 +8051,7 @@
         <w:tc>
           <w:tcPr>
             <w:tcW w:type="dxa" w:w="2592"/>
+            <w:shd w:fill="EEF5F2"/>
             <w:vAlign w:val="center"/>
             <w:tcMar>
               <w:top w:w="110" w:type="dxa"/>
@@ -7815,7 +8085,6 @@
         <w:tc>
           <w:tcPr>
             <w:tcW w:type="dxa" w:w="1800"/>
-            <w:shd w:fill="EEF5F2"/>
             <w:vAlign w:val="center"/>
             <w:tcMar>
               <w:top w:w="110" w:type="dxa"/>
@@ -7844,7 +8113,6 @@
         <w:tc>
           <w:tcPr>
             <w:tcW w:type="dxa" w:w="5472"/>
-            <w:shd w:fill="EEF5F2"/>
             <w:vAlign w:val="center"/>
             <w:tcMar>
               <w:top w:w="110" w:type="dxa"/>
@@ -7873,7 +8141,6 @@
         <w:tc>
           <w:tcPr>
             <w:tcW w:type="dxa" w:w="2592"/>
-            <w:shd w:fill="EEF5F2"/>
             <w:vAlign w:val="center"/>
             <w:tcMar>
               <w:top w:w="110" w:type="dxa"/>
@@ -8020,10 +8287,66 @@
     </w:p>
     <w:p>
       <w:pPr>
+        <w:pStyle w:val="Heading2"/>
+      </w:pPr>
+      <w:r>
+        <w:t>7.3 记忆寻迹</w:t>
+      </w:r>
+    </w:p>
+    <w:p>
+      <w:pPr>
+        <w:ind w:left="317" w:hanging="317"/>
+      </w:pPr>
+      <w:r>
+        <w:t>1. 首页按钮进入独立寻迹页面；用户输入描述后，前端纯函数按上海时区解析日期短语、心情、状态、主题和未知关键词。</w:t>
+      </w:r>
+    </w:p>
+    <w:p>
+      <w:pPr>
+        <w:ind w:left="317" w:hanging="317"/>
+      </w:pPr>
+      <w:r>
+        <w:t>2. 用户确认解析标签、手动筛选和是否开启模糊匹配后，useMemorySearch 产生新的请求代次并提交 POST /api/memories/search。</w:t>
+      </w:r>
+    </w:p>
+    <w:p>
+      <w:pPr>
+        <w:ind w:left="317" w:hanging="317"/>
+      </w:pPr>
+      <w:r>
+        <w:t>3. MemorySearchService 归一化输入，MemorySearchQuery 使用 Prisma.sql 参数绑定构造 AND 条件、评分、排序和游标，禁止字符串拼接 SQL。</w:t>
+      </w:r>
+    </w:p>
+    <w:p>
+      <w:pPr>
+        <w:ind w:left="317" w:hanging="317"/>
+      </w:pPr>
+      <w:r>
+        <w:t>4. 接口只返回五条、总数、下一游标及最多三条放宽建议；前端按上海时区月份组成叙事时间轴。</w:t>
+      </w:r>
+    </w:p>
+    <w:p>
+      <w:pPr>
+        <w:ind w:left="317" w:hanging="317"/>
+      </w:pPr>
+      <w:r>
+        <w:t>5. IntersectionObserver 到达哨兵时继续加载；请求代次保证迟到响应不会覆盖新查询。编辑后重新加载已显示范围，删除后选择最近锚点。</w:t>
+      </w:r>
+    </w:p>
+    <w:p>
+      <w:pPr>
+        <w:ind w:left="317" w:hanging="317"/>
+      </w:pPr>
+      <w:r>
+        <w:t>6. 确认后的条件写入 localStorage 最近二十条；仅保存查询条件，不保存结果、照片或敏感文本快照。</w:t>
+      </w:r>
+    </w:p>
+    <w:p>
+      <w:pPr>
         <w:pStyle w:val="Heading1"/>
       </w:pPr>
       <w:r>
-        <w:t>8 记忆回声与总结算法</w:t>
+        <w:t>8 记忆寻迹、回声与总结算法</w:t>
       </w:r>
     </w:p>
     <w:p>
@@ -8031,7 +8354,55 @@
         <w:pStyle w:val="Heading2"/>
       </w:pPr>
       <w:r>
-        <w:t>8.1 回声生成</w:t>
+        <w:t>8.1 记忆寻迹查询</w:t>
+      </w:r>
+    </w:p>
+    <w:p>
+      <w:pPr>
+        <w:pStyle w:val="ListBullet"/>
+      </w:pPr>
+      <w:r>
+        <w:t>日期使用 from 大于等于、to 小于的左闭右开区间，避免跨日和毫秒边界遗漏。</w:t>
+      </w:r>
+    </w:p>
+    <w:p>
+      <w:pPr>
+        <w:pStyle w:val="ListBullet"/>
+      </w:pPr>
+      <w:r>
+        <w:t>心情精确相等；statuses 使用数组包含运算；每个 topicId 使用 EXISTS 子查询，确保全部主题都成立。</w:t>
+      </w:r>
+    </w:p>
+    <w:p>
+      <w:pPr>
+        <w:pStyle w:val="ListBullet"/>
+      </w:pPr>
+      <w:r>
+        <w:t>精确关键词对 lower title 与 lower note 使用转义后的 LIKE；模糊模式使用 pg_trgm similarity，阈值为 0.25。</w:t>
+      </w:r>
+    </w:p>
+    <w:p>
+      <w:pPr>
+        <w:pStyle w:val="ListBullet"/>
+      </w:pPr>
+      <w:r>
+        <w:t>相关度排序以标题权重 2、备忘录权重 1 累加；游标包含 score、eventAt 与 id，保证并列结果稳定。</w:t>
+      </w:r>
+    </w:p>
+    <w:p>
+      <w:pPr>
+        <w:pStyle w:val="ListBullet"/>
+      </w:pPr>
+      <w:r>
+        <w:t>数据库迁移建立标题和备忘录 trigram GIN、状态数组 GIN；10,000 条临时数据基准后整笔回滚。</w:t>
+      </w:r>
+    </w:p>
+    <w:p>
+      <w:pPr>
+        <w:pStyle w:val="Heading2"/>
+      </w:pPr>
+      <w:r>
+        <w:t>8.2 回声生成</w:t>
       </w:r>
     </w:p>
     <w:p>
@@ -8071,7 +8442,7 @@
         <w:pStyle w:val="Heading2"/>
       </w:pPr>
       <w:r>
-        <w:t>8.2 情绪电影快照与故事计划</w:t>
+        <w:t>8.3 情绪电影快照与故事计划</w:t>
       </w:r>
     </w:p>
     <w:p>
@@ -8119,7 +8490,7 @@
         <w:pStyle w:val="Heading2"/>
       </w:pPr>
       <w:r>
-        <w:t>8.3 旁白生成、校验与回退</w:t>
+        <w:t>8.4 旁白生成、校验与回退</w:t>
       </w:r>
     </w:p>
     <w:p>
@@ -8172,7 +8543,7 @@
         <w:pStyle w:val="Heading2"/>
       </w:pPr>
       <w:r>
-        <w:t>8.4 情绪电影业务与持久化流程</w:t>
+        <w:t>8.5 情绪电影业务与持久化流程</w:t>
       </w:r>
     </w:p>
     <w:p>
@@ -9971,7 +10342,7 @@
         <w:ind w:left="317" w:hanging="317"/>
       </w:pPr>
       <w:r>
-        <w:t>1. 确认 PostgreSQL 在 localhost 5433 接受连接。</w:t>
+        <w:t>1. 确认 PostgreSQL 在 localhost 5432 接受连接，并让 server/.env 的 DATABASE_URL 使用同一端口。</w:t>
       </w:r>
     </w:p>
     <w:p>
@@ -10209,7 +10580,7 @@
                 <w:color w:val="253C37"/>
                 <w:sz w:val="18"/>
               </w:rPr>
-              <w:t>38 个测试文件 100 项通过（功能完成时基线）</w:t>
+              <w:t>47 个测试文件 161 项通过（功能完成时基线）</w:t>
             </w:r>
           </w:p>
         </w:tc>
@@ -10272,7 +10643,7 @@
                 <w:color w:val="253C37"/>
                 <w:sz w:val="18"/>
               </w:rPr>
-              <w:t>33 个测试文件 136 项通过（功能完成时基线）</w:t>
+              <w:t>37 个测试文件 163 项通过（功能完成时基线）</w:t>
             </w:r>
           </w:p>
         </w:tc>
@@ -10396,7 +10767,7 @@
                 <w:color w:val="253C37"/>
                 <w:sz w:val="18"/>
               </w:rPr>
-              <w:t>schema valid，6 个 migration 全部已应用</w:t>
+              <w:t>schema valid，7 个 migration 全部已应用</w:t>
             </w:r>
           </w:p>
         </w:tc>
@@ -10457,7 +10828,7 @@
                 <w:color w:val="253C37"/>
                 <w:sz w:val="18"/>
               </w:rPr>
-              <w:t>PostgreSQL localhost 5433 可用</w:t>
+              <w:t>PostgreSQL localhost 5432 可用；记忆寻迹迁移已应用</w:t>
             </w:r>
           </w:p>
         </w:tc>
@@ -10491,6 +10862,68 @@
                 <w:color w:val="253C37"/>
                 <w:sz w:val="18"/>
               </w:rPr>
+              <w:t>搜索基准</w:t>
+            </w:r>
+          </w:p>
+        </w:tc>
+        <w:tc>
+          <w:tcPr>
+            <w:tcW w:type="dxa" w:w="6983"/>
+            <w:shd w:fill="EEF5F2"/>
+            <w:vAlign w:val="center"/>
+            <w:tcMar>
+              <w:top w:w="110" w:type="dxa"/>
+              <w:start w:w="120" w:type="dxa"/>
+              <w:bottom w:w="110" w:type="dxa"/>
+              <w:end w:w="120" w:type="dxa"/>
+            </w:tcMar>
+          </w:tcPr>
+          <w:p>
+            <w:pPr>
+              <w:spacing w:after="0" w:line="288" w:lineRule="auto"/>
+              <w:jc w:val="left"/>
+            </w:pPr>
+            <w:r/>
+            <w:r>
+              <w:rPr>
+                <w:rFonts w:ascii="Microsoft YaHei" w:hAnsi="Microsoft YaHei" w:eastAsia="Microsoft YaHei"/>
+                <w:b w:val="0"/>
+                <w:color w:val="253C37"/>
+                <w:sz w:val="18"/>
+              </w:rPr>
+              <w:t>10,000 条事务内临时记忆：精确约 0.09 ms，组合约 3.94 ms，模糊约 36.19 ms；已回滚</w:t>
+            </w:r>
+          </w:p>
+        </w:tc>
+      </w:tr>
+      <w:tr>
+        <w:trPr>
+          <w:cantSplit/>
+        </w:trPr>
+        <w:tc>
+          <w:tcPr>
+            <w:tcW w:type="dxa" w:w="2880"/>
+            <w:vAlign w:val="center"/>
+            <w:tcMar>
+              <w:top w:w="110" w:type="dxa"/>
+              <w:start w:w="120" w:type="dxa"/>
+              <w:bottom w:w="110" w:type="dxa"/>
+              <w:end w:w="120" w:type="dxa"/>
+            </w:tcMar>
+          </w:tcPr>
+          <w:p>
+            <w:pPr>
+              <w:spacing w:after="0" w:line="288" w:lineRule="auto"/>
+              <w:jc w:val="center"/>
+            </w:pPr>
+            <w:r/>
+            <w:r>
+              <w:rPr>
+                <w:rFonts w:ascii="Microsoft YaHei" w:hAnsi="Microsoft YaHei" w:eastAsia="Microsoft YaHei"/>
+                <w:b w:val="0"/>
+                <w:color w:val="253C37"/>
+                <w:sz w:val="18"/>
+              </w:rPr>
               <w:t>真实导出</w:t>
             </w:r>
           </w:p>
@@ -10498,7 +10931,6 @@
         <w:tc>
           <w:tcPr>
             <w:tcW w:type="dxa" w:w="6983"/>
-            <w:shd w:fill="EEF5F2"/>
             <w:vAlign w:val="center"/>
             <w:tcMar>
               <w:top w:w="110" w:type="dxa"/>
@@ -10532,6 +10964,7 @@
         <w:tc>
           <w:tcPr>
             <w:tcW w:type="dxa" w:w="2880"/>
+            <w:shd w:fill="EEF5F2"/>
             <w:vAlign w:val="center"/>
             <w:tcMar>
               <w:top w:w="110" w:type="dxa"/>
@@ -10560,6 +10993,7 @@
         <w:tc>
           <w:tcPr>
             <w:tcW w:type="dxa" w:w="6983"/>
+            <w:shd w:fill="EEF5F2"/>
             <w:vAlign w:val="center"/>
             <w:tcMar>
               <w:top w:w="110" w:type="dxa"/>
@@ -10593,7 +11027,6 @@
         <w:tc>
           <w:tcPr>
             <w:tcW w:type="dxa" w:w="2880"/>
-            <w:shd w:fill="EEF5F2"/>
             <w:vAlign w:val="center"/>
             <w:tcMar>
               <w:top w:w="110" w:type="dxa"/>
@@ -10622,7 +11055,6 @@
         <w:tc>
           <w:tcPr>
             <w:tcW w:type="dxa" w:w="6983"/>
-            <w:shd w:fill="EEF5F2"/>
             <w:vAlign w:val="center"/>
             <w:tcMar>
               <w:top w:w="110" w:type="dxa"/>
@@ -10656,6 +11088,7 @@
         <w:tc>
           <w:tcPr>
             <w:tcW w:type="dxa" w:w="2880"/>
+            <w:shd w:fill="EEF5F2"/>
             <w:vAlign w:val="center"/>
             <w:tcMar>
               <w:top w:w="110" w:type="dxa"/>
@@ -10684,6 +11117,7 @@
         <w:tc>
           <w:tcPr>
             <w:tcW w:type="dxa" w:w="6983"/>
+            <w:shd w:fill="EEF5F2"/>
             <w:vAlign w:val="center"/>
             <w:tcMar>
               <w:top w:w="110" w:type="dxa"/>
@@ -10778,6 +11212,14 @@
       </w:pPr>
       <w:r>
         <w:t>pg dump 参数数组、路径含空格、成功失败记录和连接串脱敏。</w:t>
+      </w:r>
+    </w:p>
+    <w:p>
+      <w:pPr>
+        <w:pStyle w:val="ListBullet"/>
+      </w:pPr>
+      <w:r>
+        <w:t>自然语言解析、未知词确认、LIKE 转义、AND 组合、稳定游标、无结果放宽建议、请求竞态和滚动加载。</w:t>
       </w:r>
     </w:p>
     <w:p>
@@ -11710,6 +12152,98 @@
                 <w:sz w:val="18"/>
               </w:rPr>
               <w:t>仅在用户价值验证后再单独设计，不与当前范围混入</w:t>
+            </w:r>
+          </w:p>
+        </w:tc>
+      </w:tr>
+      <w:tr>
+        <w:trPr>
+          <w:cantSplit/>
+        </w:trPr>
+        <w:tc>
+          <w:tcPr>
+            <w:tcW w:type="dxa" w:w="3024"/>
+            <w:shd w:fill="EEF5F2"/>
+            <w:vAlign w:val="center"/>
+            <w:tcMar>
+              <w:top w:w="110" w:type="dxa"/>
+              <w:start w:w="120" w:type="dxa"/>
+              <w:bottom w:w="110" w:type="dxa"/>
+              <w:end w:w="120" w:type="dxa"/>
+            </w:tcMar>
+          </w:tcPr>
+          <w:p>
+            <w:pPr>
+              <w:spacing w:after="0" w:line="288" w:lineRule="auto"/>
+              <w:jc w:val="center"/>
+            </w:pPr>
+            <w:r/>
+            <w:r>
+              <w:rPr>
+                <w:rFonts w:ascii="Microsoft YaHei" w:hAnsi="Microsoft YaHei" w:eastAsia="Microsoft YaHei"/>
+                <w:b w:val="0"/>
+                <w:color w:val="253C37"/>
+                <w:sz w:val="18"/>
+              </w:rPr>
+              <w:t>最近搜索只在当前浏览器</w:t>
+            </w:r>
+          </w:p>
+        </w:tc>
+        <w:tc>
+          <w:tcPr>
+            <w:tcW w:type="dxa" w:w="3168"/>
+            <w:shd w:fill="EEF5F2"/>
+            <w:vAlign w:val="center"/>
+            <w:tcMar>
+              <w:top w:w="110" w:type="dxa"/>
+              <w:start w:w="120" w:type="dxa"/>
+              <w:bottom w:w="110" w:type="dxa"/>
+              <w:end w:w="120" w:type="dxa"/>
+            </w:tcMar>
+          </w:tcPr>
+          <w:p>
+            <w:pPr>
+              <w:spacing w:after="0" w:line="288" w:lineRule="auto"/>
+              <w:jc w:val="left"/>
+            </w:pPr>
+            <w:r/>
+            <w:r>
+              <w:rPr>
+                <w:rFonts w:ascii="Microsoft YaHei" w:hAnsi="Microsoft YaHei" w:eastAsia="Microsoft YaHei"/>
+                <w:b w:val="0"/>
+                <w:color w:val="253C37"/>
+                <w:sz w:val="18"/>
+              </w:rPr>
+              <w:t>清理浏览器数据后历史消失，也不会跨设备同步</w:t>
+            </w:r>
+          </w:p>
+        </w:tc>
+        <w:tc>
+          <w:tcPr>
+            <w:tcW w:type="dxa" w:w="3671"/>
+            <w:shd w:fill="EEF5F2"/>
+            <w:vAlign w:val="center"/>
+            <w:tcMar>
+              <w:top w:w="110" w:type="dxa"/>
+              <w:start w:w="120" w:type="dxa"/>
+              <w:bottom w:w="110" w:type="dxa"/>
+              <w:end w:w="120" w:type="dxa"/>
+            </w:tcMar>
+          </w:tcPr>
+          <w:p>
+            <w:pPr>
+              <w:spacing w:after="0" w:line="288" w:lineRule="auto"/>
+              <w:jc w:val="left"/>
+            </w:pPr>
+            <w:r/>
+            <w:r>
+              <w:rPr>
+                <w:rFonts w:ascii="Microsoft YaHei" w:hAnsi="Microsoft YaHei" w:eastAsia="Microsoft YaHei"/>
+                <w:b w:val="0"/>
+                <w:color w:val="253C37"/>
+                <w:sz w:val="18"/>
+              </w:rPr>
+              <w:t>保持本地隐私边界；仅在用户明确需要时再设计加密同步</w:t>
             </w:r>
           </w:p>
         </w:tc>
